--- a/ADG/최종실습시험/05_Broker_구성과_모니터링/05_Broker_구성과_모니터링_문제지.docx
+++ b/ADG/최종실습시험/05_Broker_구성과_모니터링/05_Broker_구성과_모니터링_문제지.docx
@@ -51,7 +51,63 @@
           <w:b w:val="0"/>
           <w:sz w:val="20"/>
         </w:rPr>
-        <w:t>**이 시험의 전제는 "요약을 믿지 않는다"** 이다. Broker 는 구성 전체를 한 화면으로 보여 주지만 그 화면이 `SUCCESS` 라고 안전한 것이 아니며, `VALIDATE` 가 `Yes` 라고 전환이 된다는 보장도 아니다. Section 3 이 그 한계를 재현하고 Section 4·5 가 아래층에서 답을 찾는다.</w:t>
+        <w:t xml:space="preserve">이 시험의 전제는 "요약을 믿지 않는다"</w:t>
+      </w:r>
+      <w:r>
+        <w:rPr>
+          <w:rFonts w:ascii="맑은 고딕" w:hAnsi="맑은 고딕" w:eastAsia="맑은 고딕"/>
+          <w:b w:val="0"/>
+          <w:sz w:val="20"/>
+        </w:rPr>
+        <w:t xml:space="preserve"> 이다. Broker 는 구성 전체를 한 화면으로 보여 주지만 그 화면이 </w:t>
+      </w:r>
+      <w:r>
+        <w:rPr>
+          <w:rFonts w:ascii="Consolas" w:hAnsi="Consolas" w:eastAsia="맑은 고딕"/>
+          <w:b w:val="0"/>
+          <w:sz w:val="20"/>
+        </w:rPr>
+        <w:t xml:space="preserve">SUCCESS</w:t>
+      </w:r>
+      <w:r>
+        <w:rPr>
+          <w:rFonts w:ascii="맑은 고딕" w:hAnsi="맑은 고딕" w:eastAsia="맑은 고딕"/>
+          <w:b w:val="0"/>
+          <w:sz w:val="20"/>
+        </w:rPr>
+        <w:t xml:space="preserve"> 라고 안전한 것이 아니며, </w:t>
+      </w:r>
+      <w:r>
+        <w:rPr>
+          <w:rFonts w:ascii="Consolas" w:hAnsi="Consolas" w:eastAsia="맑은 고딕"/>
+          <w:b w:val="0"/>
+          <w:sz w:val="20"/>
+        </w:rPr>
+        <w:t xml:space="preserve">VALIDATE</w:t>
+      </w:r>
+      <w:r>
+        <w:rPr>
+          <w:rFonts w:ascii="맑은 고딕" w:hAnsi="맑은 고딕" w:eastAsia="맑은 고딕"/>
+          <w:b w:val="0"/>
+          <w:sz w:val="20"/>
+        </w:rPr>
+        <w:t xml:space="preserve"> 가 </w:t>
+      </w:r>
+      <w:r>
+        <w:rPr>
+          <w:rFonts w:ascii="Consolas" w:hAnsi="Consolas" w:eastAsia="맑은 고딕"/>
+          <w:b w:val="0"/>
+          <w:sz w:val="20"/>
+        </w:rPr>
+        <w:t xml:space="preserve">Yes</w:t>
+      </w:r>
+      <w:r>
+        <w:rPr>
+          <w:rFonts w:ascii="맑은 고딕" w:hAnsi="맑은 고딕" w:eastAsia="맑은 고딕"/>
+          <w:b w:val="0"/>
+          <w:sz w:val="20"/>
+        </w:rPr>
+        <w:t xml:space="preserve"> 라고 전환이 된다는 보장도 아니다. Section 3 이 그 한계를 재현하고 Section 4·5 가 아래층에서 답을 찾는다.</w:t>
       </w:r>
     </w:p>
     <w:p>
@@ -64,7 +120,23 @@
           <w:b w:val="0"/>
           <w:sz w:val="20"/>
         </w:rPr>
-        <w:t>모든 과제는 수행 명령과 함께 판정 근거를 요구한다. 오류를 재현하라는 과제에서는 **오류 번호를 그대로 기록**해야 하며, 번호 없이 "실패했다"고만 쓴 답안은 0점으로 처리한다.</w:t>
+        <w:t xml:space="preserve">모든 과제는 수행 명령과 함께 판정 근거를 요구한다. 오류를 재현하라는 과제에서는 </w:t>
+      </w:r>
+      <w:r>
+        <w:rPr>
+          <w:rFonts w:ascii="맑은 고딕" w:hAnsi="맑은 고딕" w:eastAsia="맑은 고딕"/>
+          <w:b w:val="0"/>
+          <w:sz w:val="20"/>
+        </w:rPr>
+        <w:t xml:space="preserve">오류 번호를 그대로 기록</w:t>
+      </w:r>
+      <w:r>
+        <w:rPr>
+          <w:rFonts w:ascii="맑은 고딕" w:hAnsi="맑은 고딕" w:eastAsia="맑은 고딕"/>
+          <w:b w:val="0"/>
+          <w:sz w:val="20"/>
+        </w:rPr>
+        <w:t xml:space="preserve">해야 하며, 번호 없이 "실패했다"고만 쓴 답안은 0점으로 처리한다.</w:t>
       </w:r>
     </w:p>
     <w:p>
@@ -275,7 +347,31 @@
                 <w:b w:val="0"/>
                 <w:sz w:val="19"/>
               </w:rPr>
-              <w:t>**Broker 가 꺼져 있다.** `DG_BROKER_START=FALSE`, 구성은 손으로 만든 상태</w:t>
+              <w:t xml:space="preserve">Broker 가 꺼져 있다.</w:t>
+            </w:r>
+            <w:r>
+              <w:rPr>
+                <w:rFonts w:ascii="맑은 고딕" w:hAnsi="맑은 고딕" w:eastAsia="맑은 고딕"/>
+                <w:b w:val="0"/>
+                <w:sz w:val="19"/>
+              </w:rPr>
+              <w:t xml:space="preserve"> </w:t>
+            </w:r>
+            <w:r>
+              <w:rPr>
+                <w:rFonts w:ascii="Consolas" w:hAnsi="Consolas" w:eastAsia="맑은 고딕"/>
+                <w:b w:val="0"/>
+                <w:sz w:val="19"/>
+              </w:rPr>
+              <w:t xml:space="preserve">DG_BROKER_START=FALSE</w:t>
+            </w:r>
+            <w:r>
+              <w:rPr>
+                <w:rFonts w:ascii="맑은 고딕" w:hAnsi="맑은 고딕" w:eastAsia="맑은 고딕"/>
+                <w:b w:val="0"/>
+                <w:sz w:val="19"/>
+              </w:rPr>
+              <w:t xml:space="preserve">, 구성은 손으로 만든 상태</w:t>
             </w:r>
           </w:p>
         </w:tc>
@@ -313,7 +409,39 @@
                 <w:b w:val="0"/>
                 <w:sz w:val="19"/>
               </w:rPr>
-              <w:t>양쪽에 `&lt;이름&gt;` 과 `&lt;이름&gt;_DGMGRL` 두 건씩</w:t>
+              <w:t xml:space="preserve">양쪽에 </w:t>
+            </w:r>
+            <w:r>
+              <w:rPr>
+                <w:rFonts w:ascii="Consolas" w:hAnsi="Consolas" w:eastAsia="맑은 고딕"/>
+                <w:b w:val="0"/>
+                <w:sz w:val="19"/>
+              </w:rPr>
+              <w:t xml:space="preserve">&lt;이름&gt;</w:t>
+            </w:r>
+            <w:r>
+              <w:rPr>
+                <w:rFonts w:ascii="맑은 고딕" w:hAnsi="맑은 고딕" w:eastAsia="맑은 고딕"/>
+                <w:b w:val="0"/>
+                <w:sz w:val="19"/>
+              </w:rPr>
+              <w:t xml:space="preserve"> 과 </w:t>
+            </w:r>
+            <w:r>
+              <w:rPr>
+                <w:rFonts w:ascii="Consolas" w:hAnsi="Consolas" w:eastAsia="맑은 고딕"/>
+                <w:b w:val="0"/>
+                <w:sz w:val="19"/>
+              </w:rPr>
+              <w:t xml:space="preserve">&lt;이름&gt;_DGMGRL</w:t>
+            </w:r>
+            <w:r>
+              <w:rPr>
+                <w:rFonts w:ascii="맑은 고딕" w:hAnsi="맑은 고딕" w:eastAsia="맑은 고딕"/>
+                <w:b w:val="0"/>
+                <w:sz w:val="19"/>
+              </w:rPr>
+              <w:t xml:space="preserve"> 두 건씩</w:t>
             </w:r>
           </w:p>
         </w:tc>
@@ -1115,7 +1243,23 @@
           <w:b w:val="0"/>
           <w:sz w:val="20"/>
         </w:rPr>
-        <w:t>70점 이상을 통과 기준으로 한다. Section 4 의 12번은 실제로 전송을 끊고 복구까지 기다리므로 `ReopenSecs` 만큼(약 5분) 시간이 든다.</w:t>
+        <w:t xml:space="preserve">70점 이상을 통과 기준으로 한다. Section 4 의 12번은 실제로 전송을 끊고 복구까지 기다리므로 </w:t>
+      </w:r>
+      <w:r>
+        <w:rPr>
+          <w:rFonts w:ascii="Consolas" w:hAnsi="Consolas" w:eastAsia="맑은 고딕"/>
+          <w:b w:val="0"/>
+          <w:sz w:val="20"/>
+        </w:rPr>
+        <w:t xml:space="preserve">ReopenSecs</w:t>
+      </w:r>
+      <w:r>
+        <w:rPr>
+          <w:rFonts w:ascii="맑은 고딕" w:hAnsi="맑은 고딕" w:eastAsia="맑은 고딕"/>
+          <w:b w:val="0"/>
+          <w:sz w:val="20"/>
+        </w:rPr>
+        <w:t xml:space="preserve"> 만큼(약 5분) 시간이 든다.</w:t>
       </w:r>
     </w:p>
     <w:p>
@@ -1142,7 +1286,23 @@
           <w:b w:val="0"/>
           <w:sz w:val="20"/>
         </w:rPr>
-        <w:t>- Section 1 의 1번에서 기록한 손으로 만든 파라미터 문자열이 4번의 대조 대상이다. **Broker 가 그것을 어떻게 바꾸는지**가 4번의 과제다.</w:t>
+        <w:t xml:space="preserve">- Section 1 의 1번에서 기록한 손으로 만든 파라미터 문자열이 4번의 대조 대상이다. </w:t>
+      </w:r>
+      <w:r>
+        <w:rPr>
+          <w:rFonts w:ascii="맑은 고딕" w:hAnsi="맑은 고딕" w:eastAsia="맑은 고딕"/>
+          <w:b w:val="0"/>
+          <w:sz w:val="20"/>
+        </w:rPr>
+        <w:t xml:space="preserve">Broker 가 그것을 어떻게 바꾸는지</w:t>
+      </w:r>
+      <w:r>
+        <w:rPr>
+          <w:rFonts w:ascii="맑은 고딕" w:hAnsi="맑은 고딕" w:eastAsia="맑은 고딕"/>
+          <w:b w:val="0"/>
+          <w:sz w:val="20"/>
+        </w:rPr>
+        <w:t xml:space="preserve">가 4번의 과제다.</w:t>
       </w:r>
     </w:p>
     <w:p>
@@ -1156,7 +1316,23 @@
           <w:b w:val="0"/>
           <w:sz w:val="20"/>
         </w:rPr>
-        <w:t>- Section 1 의 3번에서 `LOG_ARCHIVE_DEST_2` 를 비운다. 이때 전송이 잠시 끊기므로 4번의 활성화까지 이어서 수행한다.</w:t>
+        <w:t xml:space="preserve">- Section 1 의 3번에서 </w:t>
+      </w:r>
+      <w:r>
+        <w:rPr>
+          <w:rFonts w:ascii="Consolas" w:hAnsi="Consolas" w:eastAsia="맑은 고딕"/>
+          <w:b w:val="0"/>
+          <w:sz w:val="20"/>
+        </w:rPr>
+        <w:t xml:space="preserve">LOG_ARCHIVE_DEST_2</w:t>
+      </w:r>
+      <w:r>
+        <w:rPr>
+          <w:rFonts w:ascii="맑은 고딕" w:hAnsi="맑은 고딕" w:eastAsia="맑은 고딕"/>
+          <w:b w:val="0"/>
+          <w:sz w:val="20"/>
+        </w:rPr>
+        <w:t xml:space="preserve"> 를 비운다. 이때 전송이 잠시 끊기므로 4번의 활성화까지 이어서 수행한다.</w:t>
       </w:r>
     </w:p>
     <w:p>
@@ -1198,7 +1374,31 @@
           <w:b w:val="0"/>
           <w:sz w:val="20"/>
         </w:rPr>
-        <w:t>- Section 4 의 12번은 리스너를 내린다. **복구에 `ReopenSecs`(300초)를 기다려야 한다.**</w:t>
+        <w:t xml:space="preserve">- Section 4 의 12번은 리스너를 내린다. </w:t>
+      </w:r>
+      <w:r>
+        <w:rPr>
+          <w:rFonts w:ascii="맑은 고딕" w:hAnsi="맑은 고딕" w:eastAsia="맑은 고딕"/>
+          <w:b w:val="0"/>
+          <w:sz w:val="20"/>
+        </w:rPr>
+        <w:t xml:space="preserve">복구에 </w:t>
+      </w:r>
+      <w:r>
+        <w:rPr>
+          <w:rFonts w:ascii="Consolas" w:hAnsi="Consolas" w:eastAsia="맑은 고딕"/>
+          <w:b w:val="0"/>
+          <w:sz w:val="20"/>
+        </w:rPr>
+        <w:t xml:space="preserve">ReopenSecs</w:t>
+      </w:r>
+      <w:r>
+        <w:rPr>
+          <w:rFonts w:ascii="맑은 고딕" w:hAnsi="맑은 고딕" w:eastAsia="맑은 고딕"/>
+          <w:b w:val="0"/>
+          <w:sz w:val="20"/>
+        </w:rPr>
+        <w:t xml:space="preserve">(300초)를 기다려야 한다.</w:t>
       </w:r>
     </w:p>
     <w:p>
@@ -1212,7 +1412,23 @@
           <w:b w:val="0"/>
           <w:sz w:val="20"/>
         </w:rPr>
-        <w:t>- Section 5 의 13번은 `SCOPE=BOTH` 로 저장되므로 반드시 0으로 되돌린 것을 확인하고 끝낸다.</w:t>
+        <w:t xml:space="preserve">- Section 5 의 13번은 </w:t>
+      </w:r>
+      <w:r>
+        <w:rPr>
+          <w:rFonts w:ascii="Consolas" w:hAnsi="Consolas" w:eastAsia="맑은 고딕"/>
+          <w:b w:val="0"/>
+          <w:sz w:val="20"/>
+        </w:rPr>
+        <w:t xml:space="preserve">SCOPE=BOTH</w:t>
+      </w:r>
+      <w:r>
+        <w:rPr>
+          <w:rFonts w:ascii="맑은 고딕" w:hAnsi="맑은 고딕" w:eastAsia="맑은 고딕"/>
+          <w:b w:val="0"/>
+          <w:sz w:val="20"/>
+        </w:rPr>
+        <w:t xml:space="preserve"> 로 저장되므로 반드시 0으로 되돌린 것을 확인하고 끝낸다.</w:t>
       </w:r>
     </w:p>
     <w:p>
@@ -1225,7 +1441,47 @@
           <w:b/>
           <w:sz w:val="19"/>
         </w:rPr>
-        <w:t>※ 이 시험의 모든 과제는 개인 실습 환경 전용이다. Broker 구성 생성·삭제, 파라미터 변경, 리스너 정지, 추적 활성화가 포함되어 있으므로 운영 데이터베이스나 공용 서버에서는 절대 수행하지 않는다. **역할 전환(`SWITCHOVER`·`FAILOVER`)은 이 시험의 범위가 아니다.**</w:t>
+        <w:t xml:space="preserve">※ 이 시험의 모든 과제는 개인 실습 환경 전용이다. Broker 구성 생성·삭제, 파라미터 변경, 리스너 정지, 추적 활성화가 포함되어 있으므로 운영 데이터베이스나 공용 서버에서는 절대 수행하지 않는다. </w:t>
+      </w:r>
+      <w:r>
+        <w:rPr>
+          <w:rFonts w:ascii="맑은 고딕" w:hAnsi="맑은 고딕" w:eastAsia="맑은 고딕"/>
+          <w:b/>
+          <w:sz w:val="19"/>
+        </w:rPr>
+        <w:t xml:space="preserve">역할 전환(</w:t>
+      </w:r>
+      <w:r>
+        <w:rPr>
+          <w:rFonts w:ascii="Consolas" w:hAnsi="Consolas" w:eastAsia="맑은 고딕"/>
+          <w:b/>
+          <w:sz w:val="19"/>
+        </w:rPr>
+        <w:t xml:space="preserve">SWITCHOVER</w:t>
+      </w:r>
+      <w:r>
+        <w:rPr>
+          <w:rFonts w:ascii="맑은 고딕" w:hAnsi="맑은 고딕" w:eastAsia="맑은 고딕"/>
+          <w:b/>
+          <w:sz w:val="19"/>
+        </w:rPr>
+        <w:t xml:space="preserve">·</w:t>
+      </w:r>
+      <w:r>
+        <w:rPr>
+          <w:rFonts w:ascii="Consolas" w:hAnsi="Consolas" w:eastAsia="맑은 고딕"/>
+          <w:b/>
+          <w:sz w:val="19"/>
+        </w:rPr>
+        <w:t xml:space="preserve">FAILOVER</w:t>
+      </w:r>
+      <w:r>
+        <w:rPr>
+          <w:rFonts w:ascii="맑은 고딕" w:hAnsi="맑은 고딕" w:eastAsia="맑은 고딕"/>
+          <w:b/>
+          <w:sz w:val="19"/>
+        </w:rPr>
+        <w:t xml:space="preserve">)은 이 시험의 범위가 아니다.</w:t>
       </w:r>
     </w:p>
     <w:p>
@@ -1251,7 +1507,23 @@
           <w:b w:val="0"/>
           <w:sz w:val="20"/>
         </w:rPr>
-        <w:t>Broker 를 켜는 것과 구성을 만드는 것은 다른 일이다. 이 절은 그 사이의 단계를 하나씩 밟으며, **오류 번호가 바뀌는 것 자체가 진전의 신호**라는 것을 확인한다.</w:t>
+        <w:t xml:space="preserve">Broker 를 켜는 것과 구성을 만드는 것은 다른 일이다. 이 절은 그 사이의 단계를 하나씩 밟으며, </w:t>
+      </w:r>
+      <w:r>
+        <w:rPr>
+          <w:rFonts w:ascii="맑은 고딕" w:hAnsi="맑은 고딕" w:eastAsia="맑은 고딕"/>
+          <w:b w:val="0"/>
+          <w:sz w:val="20"/>
+        </w:rPr>
+        <w:t xml:space="preserve">오류 번호가 바뀌는 것 자체가 진전의 신호</w:t>
+      </w:r>
+      <w:r>
+        <w:rPr>
+          <w:rFonts w:ascii="맑은 고딕" w:hAnsi="맑은 고딕" w:eastAsia="맑은 고딕"/>
+          <w:b w:val="0"/>
+          <w:sz w:val="20"/>
+        </w:rPr>
+        <w:t xml:space="preserve">라는 것을 확인한다.</w:t>
       </w:r>
     </w:p>
     <w:p>
@@ -1278,7 +1550,103 @@
           <w:b w:val="0"/>
           <w:sz w:val="20"/>
         </w:rPr>
-        <w:t>- 양쪽의 `LOG_ARCHIVE_CONFIG`·`LOG_ARCHIVE_DEST_1`·`LOG_ARCHIVE_DEST_2`·`FAL_SERVER`·`FAL_CLIENT` 를 **문자열 그대로** 기록할 것. 이것이 4번의 대조 대상이다</w:t>
+        <w:t xml:space="preserve">- 양쪽의 </w:t>
+      </w:r>
+      <w:r>
+        <w:rPr>
+          <w:rFonts w:ascii="Consolas" w:hAnsi="Consolas" w:eastAsia="맑은 고딕"/>
+          <w:b w:val="0"/>
+          <w:sz w:val="20"/>
+        </w:rPr>
+        <w:t xml:space="preserve">LOG_ARCHIVE_CONFIG</w:t>
+      </w:r>
+      <w:r>
+        <w:rPr>
+          <w:rFonts w:ascii="맑은 고딕" w:hAnsi="맑은 고딕" w:eastAsia="맑은 고딕"/>
+          <w:b w:val="0"/>
+          <w:sz w:val="20"/>
+        </w:rPr>
+        <w:t xml:space="preserve">·</w:t>
+      </w:r>
+      <w:r>
+        <w:rPr>
+          <w:rFonts w:ascii="Consolas" w:hAnsi="Consolas" w:eastAsia="맑은 고딕"/>
+          <w:b w:val="0"/>
+          <w:sz w:val="20"/>
+        </w:rPr>
+        <w:t xml:space="preserve">LOG_ARCHIVE_DEST_1</w:t>
+      </w:r>
+      <w:r>
+        <w:rPr>
+          <w:rFonts w:ascii="맑은 고딕" w:hAnsi="맑은 고딕" w:eastAsia="맑은 고딕"/>
+          <w:b w:val="0"/>
+          <w:sz w:val="20"/>
+        </w:rPr>
+        <w:t xml:space="preserve">·</w:t>
+      </w:r>
+      <w:r>
+        <w:rPr>
+          <w:rFonts w:ascii="Consolas" w:hAnsi="Consolas" w:eastAsia="맑은 고딕"/>
+          <w:b w:val="0"/>
+          <w:sz w:val="20"/>
+        </w:rPr>
+        <w:t xml:space="preserve">LOG_ARCHIVE_DEST_2</w:t>
+      </w:r>
+      <w:r>
+        <w:rPr>
+          <w:rFonts w:ascii="맑은 고딕" w:hAnsi="맑은 고딕" w:eastAsia="맑은 고딕"/>
+          <w:b w:val="0"/>
+          <w:sz w:val="20"/>
+        </w:rPr>
+        <w:t xml:space="preserve">·</w:t>
+      </w:r>
+      <w:r>
+        <w:rPr>
+          <w:rFonts w:ascii="Consolas" w:hAnsi="Consolas" w:eastAsia="맑은 고딕"/>
+          <w:b w:val="0"/>
+          <w:sz w:val="20"/>
+        </w:rPr>
+        <w:t xml:space="preserve">FAL_SERVER</w:t>
+      </w:r>
+      <w:r>
+        <w:rPr>
+          <w:rFonts w:ascii="맑은 고딕" w:hAnsi="맑은 고딕" w:eastAsia="맑은 고딕"/>
+          <w:b w:val="0"/>
+          <w:sz w:val="20"/>
+        </w:rPr>
+        <w:t xml:space="preserve">·</w:t>
+      </w:r>
+      <w:r>
+        <w:rPr>
+          <w:rFonts w:ascii="Consolas" w:hAnsi="Consolas" w:eastAsia="맑은 고딕"/>
+          <w:b w:val="0"/>
+          <w:sz w:val="20"/>
+        </w:rPr>
+        <w:t xml:space="preserve">FAL_CLIENT</w:t>
+      </w:r>
+      <w:r>
+        <w:rPr>
+          <w:rFonts w:ascii="맑은 고딕" w:hAnsi="맑은 고딕" w:eastAsia="맑은 고딕"/>
+          <w:b w:val="0"/>
+          <w:sz w:val="20"/>
+        </w:rPr>
+        <w:t xml:space="preserve"> 를 </w:t>
+      </w:r>
+      <w:r>
+        <w:rPr>
+          <w:rFonts w:ascii="맑은 고딕" w:hAnsi="맑은 고딕" w:eastAsia="맑은 고딕"/>
+          <w:b w:val="0"/>
+          <w:sz w:val="20"/>
+        </w:rPr>
+        <w:t xml:space="preserve">문자열 그대로</w:t>
+      </w:r>
+      <w:r>
+        <w:rPr>
+          <w:rFonts w:ascii="맑은 고딕" w:hAnsi="맑은 고딕" w:eastAsia="맑은 고딕"/>
+          <w:b w:val="0"/>
+          <w:sz w:val="20"/>
+        </w:rPr>
+        <w:t xml:space="preserve"> 기록할 것. 이것이 4번의 대조 대상이다</w:t>
       </w:r>
     </w:p>
     <w:p>
@@ -1306,7 +1674,23 @@
           <w:b w:val="0"/>
           <w:sz w:val="20"/>
         </w:rPr>
-        <w:t>- Broker 관련 초기화 파라미터 **세 가지**를 조회할 것. 시작 여부를 나타내는 값의 현재 상태를 밝힐 것</w:t>
+        <w:t xml:space="preserve">- Broker 관련 초기화 파라미터 </w:t>
+      </w:r>
+      <w:r>
+        <w:rPr>
+          <w:rFonts w:ascii="맑은 고딕" w:hAnsi="맑은 고딕" w:eastAsia="맑은 고딕"/>
+          <w:b w:val="0"/>
+          <w:sz w:val="20"/>
+        </w:rPr>
+        <w:t xml:space="preserve">세 가지</w:t>
+      </w:r>
+      <w:r>
+        <w:rPr>
+          <w:rFonts w:ascii="맑은 고딕" w:hAnsi="맑은 고딕" w:eastAsia="맑은 고딕"/>
+          <w:b w:val="0"/>
+          <w:sz w:val="20"/>
+        </w:rPr>
+        <w:t xml:space="preserve">를 조회할 것. 시작 여부를 나타내는 값의 현재 상태를 밝힐 것</w:t>
       </w:r>
     </w:p>
     <w:p>
@@ -1334,7 +1718,23 @@
           <w:b w:val="0"/>
           <w:sz w:val="20"/>
         </w:rPr>
-        <w:t>- 정적 등록에 `_DGMGRL` 접미사가 양쪽에 있는지 확인할 것</w:t>
+        <w:t xml:space="preserve">- 정적 등록에 </w:t>
+      </w:r>
+      <w:r>
+        <w:rPr>
+          <w:rFonts w:ascii="Consolas" w:hAnsi="Consolas" w:eastAsia="맑은 고딕"/>
+          <w:b w:val="0"/>
+          <w:sz w:val="20"/>
+        </w:rPr>
+        <w:t xml:space="preserve">_DGMGRL</w:t>
+      </w:r>
+      <w:r>
+        <w:rPr>
+          <w:rFonts w:ascii="맑은 고딕" w:hAnsi="맑은 고딕" w:eastAsia="맑은 고딕"/>
+          <w:b w:val="0"/>
+          <w:sz w:val="20"/>
+        </w:rPr>
+        <w:t xml:space="preserve"> 접미사가 양쪽에 있는지 확인할 것</w:t>
       </w:r>
     </w:p>
     <w:p>
@@ -1348,7 +1748,39 @@
           <w:b w:val="0"/>
           <w:sz w:val="20"/>
         </w:rPr>
-        <w:t>- Broker 가 꺼진 상태에서 `dgmgrl` 로 접속해 볼 것. **오류 번호를 기록**할 것</w:t>
+        <w:t xml:space="preserve">- Broker 가 꺼진 상태에서 </w:t>
+      </w:r>
+      <w:r>
+        <w:rPr>
+          <w:rFonts w:ascii="Consolas" w:hAnsi="Consolas" w:eastAsia="맑은 고딕"/>
+          <w:b w:val="0"/>
+          <w:sz w:val="20"/>
+        </w:rPr>
+        <w:t xml:space="preserve">dgmgrl</w:t>
+      </w:r>
+      <w:r>
+        <w:rPr>
+          <w:rFonts w:ascii="맑은 고딕" w:hAnsi="맑은 고딕" w:eastAsia="맑은 고딕"/>
+          <w:b w:val="0"/>
+          <w:sz w:val="20"/>
+        </w:rPr>
+        <w:t xml:space="preserve"> 로 접속해 볼 것. </w:t>
+      </w:r>
+      <w:r>
+        <w:rPr>
+          <w:rFonts w:ascii="맑은 고딕" w:hAnsi="맑은 고딕" w:eastAsia="맑은 고딕"/>
+          <w:b w:val="0"/>
+          <w:sz w:val="20"/>
+        </w:rPr>
+        <w:t xml:space="preserve">오류 번호를 기록</w:t>
+      </w:r>
+      <w:r>
+        <w:rPr>
+          <w:rFonts w:ascii="맑은 고딕" w:hAnsi="맑은 고딕" w:eastAsia="맑은 고딕"/>
+          <w:b w:val="0"/>
+          <w:sz w:val="20"/>
+        </w:rPr>
+        <w:t xml:space="preserve">할 것</w:t>
       </w:r>
     </w:p>
     <w:p>
@@ -1375,7 +1807,39 @@
           <w:b w:val="0"/>
           <w:sz w:val="20"/>
         </w:rPr>
-        <w:t>- Broker 를 켜는 파라미터를 **양쪽에** 설정할 것. 적용 범위(`SCOPE`)를 밝히고 재기동이 필요한지 판정할 것</w:t>
+        <w:t xml:space="preserve">- Broker 를 켜는 파라미터를 </w:t>
+      </w:r>
+      <w:r>
+        <w:rPr>
+          <w:rFonts w:ascii="맑은 고딕" w:hAnsi="맑은 고딕" w:eastAsia="맑은 고딕"/>
+          <w:b w:val="0"/>
+          <w:sz w:val="20"/>
+        </w:rPr>
+        <w:t xml:space="preserve">양쪽에</w:t>
+      </w:r>
+      <w:r>
+        <w:rPr>
+          <w:rFonts w:ascii="맑은 고딕" w:hAnsi="맑은 고딕" w:eastAsia="맑은 고딕"/>
+          <w:b w:val="0"/>
+          <w:sz w:val="20"/>
+        </w:rPr>
+        <w:t xml:space="preserve"> 설정할 것. 적용 범위(</w:t>
+      </w:r>
+      <w:r>
+        <w:rPr>
+          <w:rFonts w:ascii="Consolas" w:hAnsi="Consolas" w:eastAsia="맑은 고딕"/>
+          <w:b w:val="0"/>
+          <w:sz w:val="20"/>
+        </w:rPr>
+        <w:t xml:space="preserve">SCOPE</w:t>
+      </w:r>
+      <w:r>
+        <w:rPr>
+          <w:rFonts w:ascii="맑은 고딕" w:hAnsi="맑은 고딕" w:eastAsia="맑은 고딕"/>
+          <w:b w:val="0"/>
+          <w:sz w:val="20"/>
+        </w:rPr>
+        <w:t xml:space="preserve">)를 밝히고 재기동이 필요한지 판정할 것</w:t>
       </w:r>
     </w:p>
     <w:p>
@@ -1403,7 +1867,55 @@
           <w:b w:val="0"/>
           <w:sz w:val="20"/>
         </w:rPr>
-        <w:t>- 다시 `dgmgrl` 로 접속해 `SHOW CONFIGURATION` 을 실행할 것. **오류 번호가 어떻게 바뀌었는지** 기록하고 그 변화가 뜻하는 바를 서술할 것</w:t>
+        <w:t xml:space="preserve">- 다시 </w:t>
+      </w:r>
+      <w:r>
+        <w:rPr>
+          <w:rFonts w:ascii="Consolas" w:hAnsi="Consolas" w:eastAsia="맑은 고딕"/>
+          <w:b w:val="0"/>
+          <w:sz w:val="20"/>
+        </w:rPr>
+        <w:t xml:space="preserve">dgmgrl</w:t>
+      </w:r>
+      <w:r>
+        <w:rPr>
+          <w:rFonts w:ascii="맑은 고딕" w:hAnsi="맑은 고딕" w:eastAsia="맑은 고딕"/>
+          <w:b w:val="0"/>
+          <w:sz w:val="20"/>
+        </w:rPr>
+        <w:t xml:space="preserve"> 로 접속해 </w:t>
+      </w:r>
+      <w:r>
+        <w:rPr>
+          <w:rFonts w:ascii="Consolas" w:hAnsi="Consolas" w:eastAsia="맑은 고딕"/>
+          <w:b w:val="0"/>
+          <w:sz w:val="20"/>
+        </w:rPr>
+        <w:t xml:space="preserve">SHOW CONFIGURATION</w:t>
+      </w:r>
+      <w:r>
+        <w:rPr>
+          <w:rFonts w:ascii="맑은 고딕" w:hAnsi="맑은 고딕" w:eastAsia="맑은 고딕"/>
+          <w:b w:val="0"/>
+          <w:sz w:val="20"/>
+        </w:rPr>
+        <w:t xml:space="preserve"> 을 실행할 것. </w:t>
+      </w:r>
+      <w:r>
+        <w:rPr>
+          <w:rFonts w:ascii="맑은 고딕" w:hAnsi="맑은 고딕" w:eastAsia="맑은 고딕"/>
+          <w:b w:val="0"/>
+          <w:sz w:val="20"/>
+        </w:rPr>
+        <w:t xml:space="preserve">오류 번호가 어떻게 바뀌었는지</w:t>
+      </w:r>
+      <w:r>
+        <w:rPr>
+          <w:rFonts w:ascii="맑은 고딕" w:hAnsi="맑은 고딕" w:eastAsia="맑은 고딕"/>
+          <w:b w:val="0"/>
+          <w:sz w:val="20"/>
+        </w:rPr>
+        <w:t xml:space="preserve"> 기록하고 그 변화가 뜻하는 바를 서술할 것</w:t>
       </w:r>
     </w:p>
     <w:p>
@@ -1444,7 +1956,23 @@
           <w:b/>
           <w:sz w:val="21"/>
         </w:rPr>
-        <w:t>3. 구성을 만들고 `ORA-16698` 을 재현한 뒤 해소하시오.  [7점]</w:t>
+        <w:t xml:space="preserve">3. 구성을 만들고 </w:t>
+      </w:r>
+      <w:r>
+        <w:rPr>
+          <w:rFonts w:ascii="Consolas" w:hAnsi="Consolas" w:eastAsia="맑은 고딕"/>
+          <w:b/>
+          <w:sz w:val="21"/>
+        </w:rPr>
+        <w:t xml:space="preserve">ORA-16698</w:t>
+      </w:r>
+      <w:r>
+        <w:rPr>
+          <w:rFonts w:ascii="맑은 고딕" w:hAnsi="맑은 고딕" w:eastAsia="맑은 고딕"/>
+          <w:b/>
+          <w:sz w:val="21"/>
+        </w:rPr>
+        <w:t xml:space="preserve"> 을 재현한 뒤 해소하시오.  [7점]</w:t>
       </w:r>
     </w:p>
     <w:p>
@@ -1458,7 +1986,39 @@
           <w:b w:val="0"/>
           <w:sz w:val="20"/>
         </w:rPr>
-        <w:t>- 구성을 만드는 명령을 실행할 것. **몇 개의 데이터베이스로 시작하는지** 밝히고, `CONNECT IDENTIFIER` 에 무엇을 주는지 서술할 것</w:t>
+        <w:t xml:space="preserve">- 구성을 만드는 명령을 실행할 것. </w:t>
+      </w:r>
+      <w:r>
+        <w:rPr>
+          <w:rFonts w:ascii="맑은 고딕" w:hAnsi="맑은 고딕" w:eastAsia="맑은 고딕"/>
+          <w:b w:val="0"/>
+          <w:sz w:val="20"/>
+        </w:rPr>
+        <w:t xml:space="preserve">몇 개의 데이터베이스로 시작하는지</w:t>
+      </w:r>
+      <w:r>
+        <w:rPr>
+          <w:rFonts w:ascii="맑은 고딕" w:hAnsi="맑은 고딕" w:eastAsia="맑은 고딕"/>
+          <w:b w:val="0"/>
+          <w:sz w:val="20"/>
+        </w:rPr>
+        <w:t xml:space="preserve"> 밝히고, </w:t>
+      </w:r>
+      <w:r>
+        <w:rPr>
+          <w:rFonts w:ascii="Consolas" w:hAnsi="Consolas" w:eastAsia="맑은 고딕"/>
+          <w:b w:val="0"/>
+          <w:sz w:val="20"/>
+        </w:rPr>
+        <w:t xml:space="preserve">CONNECT IDENTIFIER</w:t>
+      </w:r>
+      <w:r>
+        <w:rPr>
+          <w:rFonts w:ascii="맑은 고딕" w:hAnsi="맑은 고딕" w:eastAsia="맑은 고딕"/>
+          <w:b w:val="0"/>
+          <w:sz w:val="20"/>
+        </w:rPr>
+        <w:t xml:space="preserve"> 에 무엇을 주는지 서술할 것</w:t>
       </w:r>
     </w:p>
     <w:p>
@@ -1472,7 +2032,23 @@
           <w:b w:val="0"/>
           <w:sz w:val="20"/>
         </w:rPr>
-        <w:t>- 만든 직후 `SHOW CONFIGURATION` 의 상태를 기록할 것</w:t>
+        <w:t xml:space="preserve">- 만든 직후 </w:t>
+      </w:r>
+      <w:r>
+        <w:rPr>
+          <w:rFonts w:ascii="Consolas" w:hAnsi="Consolas" w:eastAsia="맑은 고딕"/>
+          <w:b w:val="0"/>
+          <w:sz w:val="20"/>
+        </w:rPr>
+        <w:t xml:space="preserve">SHOW CONFIGURATION</w:t>
+      </w:r>
+      <w:r>
+        <w:rPr>
+          <w:rFonts w:ascii="맑은 고딕" w:hAnsi="맑은 고딕" w:eastAsia="맑은 고딕"/>
+          <w:b w:val="0"/>
+          <w:sz w:val="20"/>
+        </w:rPr>
+        <w:t xml:space="preserve"> 의 상태를 기록할 것</w:t>
       </w:r>
     </w:p>
     <w:p>
@@ -1486,7 +2062,23 @@
           <w:b w:val="0"/>
           <w:sz w:val="20"/>
         </w:rPr>
-        <w:t>- Standby 를 추가할 것. **거부된다.** 오류 번호를 기록하고 그 원인을 밝힐 것</w:t>
+        <w:t xml:space="preserve">- Standby 를 추가할 것. </w:t>
+      </w:r>
+      <w:r>
+        <w:rPr>
+          <w:rFonts w:ascii="맑은 고딕" w:hAnsi="맑은 고딕" w:eastAsia="맑은 고딕"/>
+          <w:b w:val="0"/>
+          <w:sz w:val="20"/>
+        </w:rPr>
+        <w:t xml:space="preserve">거부된다.</w:t>
+      </w:r>
+      <w:r>
+        <w:rPr>
+          <w:rFonts w:ascii="맑은 고딕" w:hAnsi="맑은 고딕" w:eastAsia="맑은 고딕"/>
+          <w:b w:val="0"/>
+          <w:sz w:val="20"/>
+        </w:rPr>
+        <w:t xml:space="preserve"> 오류 번호를 기록하고 그 원인을 밝힐 것</w:t>
       </w:r>
     </w:p>
     <w:p>
@@ -1514,7 +2106,23 @@
           <w:b w:val="0"/>
           <w:sz w:val="20"/>
         </w:rPr>
-        <w:t>- 해소 절차를 제시하고 실행할 것. **이때 무엇이 일시적으로 중단되는지** 밝힐 것</w:t>
+        <w:t xml:space="preserve">- 해소 절차를 제시하고 실행할 것. </w:t>
+      </w:r>
+      <w:r>
+        <w:rPr>
+          <w:rFonts w:ascii="맑은 고딕" w:hAnsi="맑은 고딕" w:eastAsia="맑은 고딕"/>
+          <w:b w:val="0"/>
+          <w:sz w:val="20"/>
+        </w:rPr>
+        <w:t xml:space="preserve">이때 무엇이 일시적으로 중단되는지</w:t>
+      </w:r>
+      <w:r>
+        <w:rPr>
+          <w:rFonts w:ascii="맑은 고딕" w:hAnsi="맑은 고딕" w:eastAsia="맑은 고딕"/>
+          <w:b w:val="0"/>
+          <w:sz w:val="20"/>
+        </w:rPr>
+        <w:t xml:space="preserve"> 밝힐 것</w:t>
       </w:r>
     </w:p>
     <w:p>
@@ -1528,7 +2136,39 @@
           <w:b w:val="0"/>
           <w:sz w:val="20"/>
         </w:rPr>
-        <w:t>- 추가 후 `SHOW CONFIGURATION` 의 출력에서 **들여쓰기가 무엇을 나타내는지** 서술할 것</w:t>
+        <w:t xml:space="preserve">- 추가 후 </w:t>
+      </w:r>
+      <w:r>
+        <w:rPr>
+          <w:rFonts w:ascii="Consolas" w:hAnsi="Consolas" w:eastAsia="맑은 고딕"/>
+          <w:b w:val="0"/>
+          <w:sz w:val="20"/>
+        </w:rPr>
+        <w:t xml:space="preserve">SHOW CONFIGURATION</w:t>
+      </w:r>
+      <w:r>
+        <w:rPr>
+          <w:rFonts w:ascii="맑은 고딕" w:hAnsi="맑은 고딕" w:eastAsia="맑은 고딕"/>
+          <w:b w:val="0"/>
+          <w:sz w:val="20"/>
+        </w:rPr>
+        <w:t xml:space="preserve"> 의 출력에서 </w:t>
+      </w:r>
+      <w:r>
+        <w:rPr>
+          <w:rFonts w:ascii="맑은 고딕" w:hAnsi="맑은 고딕" w:eastAsia="맑은 고딕"/>
+          <w:b w:val="0"/>
+          <w:sz w:val="20"/>
+        </w:rPr>
+        <w:t xml:space="preserve">들여쓰기가 무엇을 나타내는지</w:t>
+      </w:r>
+      <w:r>
+        <w:rPr>
+          <w:rFonts w:ascii="맑은 고딕" w:hAnsi="맑은 고딕" w:eastAsia="맑은 고딕"/>
+          <w:b w:val="0"/>
+          <w:sz w:val="20"/>
+        </w:rPr>
+        <w:t xml:space="preserve"> 서술할 것</w:t>
       </w:r>
     </w:p>
     <w:p>
@@ -1605,7 +2245,23 @@
           <w:b w:val="0"/>
           <w:sz w:val="20"/>
         </w:rPr>
-        <w:t>활성화하는 순간 Broker 가 구성을 **인수**한다. 이 절은 Broker 가 무엇을 어떻게 바꾸는지 값으로 확인하고, 그 뒤에는 SQL 로 건드리면 안 된다는 원칙을 실측으로 검증한다.</w:t>
+        <w:t xml:space="preserve">활성화하는 순간 Broker 가 구성을 </w:t>
+      </w:r>
+      <w:r>
+        <w:rPr>
+          <w:rFonts w:ascii="맑은 고딕" w:hAnsi="맑은 고딕" w:eastAsia="맑은 고딕"/>
+          <w:b w:val="0"/>
+          <w:sz w:val="20"/>
+        </w:rPr>
+        <w:t xml:space="preserve">인수</w:t>
+      </w:r>
+      <w:r>
+        <w:rPr>
+          <w:rFonts w:ascii="맑은 고딕" w:hAnsi="맑은 고딕" w:eastAsia="맑은 고딕"/>
+          <w:b w:val="0"/>
+          <w:sz w:val="20"/>
+        </w:rPr>
+        <w:t xml:space="preserve">한다. 이 절은 Broker 가 무엇을 어떻게 바꾸는지 값으로 확인하고, 그 뒤에는 SQL 로 건드리면 안 된다는 원칙을 실측으로 검증한다.</w:t>
       </w:r>
     </w:p>
     <w:p>
@@ -1632,7 +2288,23 @@
           <w:b w:val="0"/>
           <w:sz w:val="20"/>
         </w:rPr>
-        <w:t>- 활성화 명령을 실행할 것. **출력이 무엇인지** 기록하고, 성공을 어떻게 확인하는지 밝힐 것</w:t>
+        <w:t xml:space="preserve">- 활성화 명령을 실행할 것. </w:t>
+      </w:r>
+      <w:r>
+        <w:rPr>
+          <w:rFonts w:ascii="맑은 고딕" w:hAnsi="맑은 고딕" w:eastAsia="맑은 고딕"/>
+          <w:b w:val="0"/>
+          <w:sz w:val="20"/>
+        </w:rPr>
+        <w:t xml:space="preserve">출력이 무엇인지</w:t>
+      </w:r>
+      <w:r>
+        <w:rPr>
+          <w:rFonts w:ascii="맑은 고딕" w:hAnsi="맑은 고딕" w:eastAsia="맑은 고딕"/>
+          <w:b w:val="0"/>
+          <w:sz w:val="20"/>
+        </w:rPr>
+        <w:t xml:space="preserve"> 기록하고, 성공을 어떻게 확인하는지 밝힐 것</w:t>
       </w:r>
     </w:p>
     <w:p>
@@ -1646,7 +2318,23 @@
           <w:b w:val="0"/>
           <w:sz w:val="20"/>
         </w:rPr>
-        <w:t>- `SHOW CONFIGURATION` 출력에서 상태 옆에 붙는 문구를 인용하고, 그것이 뜻하는 바를 서술할 것</w:t>
+        <w:t xml:space="preserve">- </w:t>
+      </w:r>
+      <w:r>
+        <w:rPr>
+          <w:rFonts w:ascii="Consolas" w:hAnsi="Consolas" w:eastAsia="맑은 고딕"/>
+          <w:b w:val="0"/>
+          <w:sz w:val="20"/>
+        </w:rPr>
+        <w:t xml:space="preserve">SHOW CONFIGURATION</w:t>
+      </w:r>
+      <w:r>
+        <w:rPr>
+          <w:rFonts w:ascii="맑은 고딕" w:hAnsi="맑은 고딕" w:eastAsia="맑은 고딕"/>
+          <w:b w:val="0"/>
+          <w:sz w:val="20"/>
+        </w:rPr>
+        <w:t xml:space="preserve"> 출력에서 상태 옆에 붙는 문구를 인용하고, 그것이 뜻하는 바를 서술할 것</w:t>
       </w:r>
     </w:p>
     <w:p>
@@ -1660,7 +2348,39 @@
           <w:b w:val="0"/>
           <w:sz w:val="20"/>
         </w:rPr>
-        <w:t>- `SHOW DATABASE` 에서 `Intended State` 값을 확인하고 그 개념을 설명할 것</w:t>
+        <w:t xml:space="preserve">- </w:t>
+      </w:r>
+      <w:r>
+        <w:rPr>
+          <w:rFonts w:ascii="Consolas" w:hAnsi="Consolas" w:eastAsia="맑은 고딕"/>
+          <w:b w:val="0"/>
+          <w:sz w:val="20"/>
+        </w:rPr>
+        <w:t xml:space="preserve">SHOW DATABASE</w:t>
+      </w:r>
+      <w:r>
+        <w:rPr>
+          <w:rFonts w:ascii="맑은 고딕" w:hAnsi="맑은 고딕" w:eastAsia="맑은 고딕"/>
+          <w:b w:val="0"/>
+          <w:sz w:val="20"/>
+        </w:rPr>
+        <w:t xml:space="preserve"> 에서 </w:t>
+      </w:r>
+      <w:r>
+        <w:rPr>
+          <w:rFonts w:ascii="Consolas" w:hAnsi="Consolas" w:eastAsia="맑은 고딕"/>
+          <w:b w:val="0"/>
+          <w:sz w:val="20"/>
+        </w:rPr>
+        <w:t xml:space="preserve">Intended State</w:t>
+      </w:r>
+      <w:r>
+        <w:rPr>
+          <w:rFonts w:ascii="맑은 고딕" w:hAnsi="맑은 고딕" w:eastAsia="맑은 고딕"/>
+          <w:b w:val="0"/>
+          <w:sz w:val="20"/>
+        </w:rPr>
+        <w:t xml:space="preserve"> 값을 확인하고 그 개념을 설명할 것</w:t>
       </w:r>
     </w:p>
     <w:p>
@@ -1674,7 +2394,23 @@
           <w:b w:val="0"/>
           <w:sz w:val="20"/>
         </w:rPr>
-        <w:t>- **1번에서 기록한 파라미터 문자열과 지금 값을 대조할 것.** 최소 세 가지 변화를 지목하고 각각의 이유를 밝힐 것</w:t>
+        <w:t xml:space="preserve">- </w:t>
+      </w:r>
+      <w:r>
+        <w:rPr>
+          <w:rFonts w:ascii="맑은 고딕" w:hAnsi="맑은 고딕" w:eastAsia="맑은 고딕"/>
+          <w:b w:val="0"/>
+          <w:sz w:val="20"/>
+        </w:rPr>
+        <w:t xml:space="preserve">1번에서 기록한 파라미터 문자열과 지금 값을 대조할 것.</w:t>
+      </w:r>
+      <w:r>
+        <w:rPr>
+          <w:rFonts w:ascii="맑은 고딕" w:hAnsi="맑은 고딕" w:eastAsia="맑은 고딕"/>
+          <w:b w:val="0"/>
+          <w:sz w:val="20"/>
+        </w:rPr>
+        <w:t xml:space="preserve"> 최소 세 가지 변화를 지목하고 각각의 이유를 밝힐 것</w:t>
       </w:r>
     </w:p>
     <w:p>
@@ -1688,7 +2424,23 @@
           <w:b w:val="0"/>
           <w:sz w:val="20"/>
         </w:rPr>
-        <w:t>- 적용 프로세스가 어떻게 되었는지 확인할 것. **누가 그것을 띄웠는지** 밝힐 것</w:t>
+        <w:t xml:space="preserve">- 적용 프로세스가 어떻게 되었는지 확인할 것. </w:t>
+      </w:r>
+      <w:r>
+        <w:rPr>
+          <w:rFonts w:ascii="맑은 고딕" w:hAnsi="맑은 고딕" w:eastAsia="맑은 고딕"/>
+          <w:b w:val="0"/>
+          <w:sz w:val="20"/>
+        </w:rPr>
+        <w:t xml:space="preserve">누가 그것을 띄웠는지</w:t>
+      </w:r>
+      <w:r>
+        <w:rPr>
+          <w:rFonts w:ascii="맑은 고딕" w:hAnsi="맑은 고딕" w:eastAsia="맑은 고딕"/>
+          <w:b w:val="0"/>
+          <w:sz w:val="20"/>
+        </w:rPr>
+        <w:t xml:space="preserve"> 밝힐 것</w:t>
       </w:r>
     </w:p>
     <w:p>
@@ -1757,7 +2509,39 @@
           <w:b w:val="0"/>
           <w:sz w:val="20"/>
         </w:rPr>
-        <w:t>- 적용을 껐는데도 `Database Status` 가 `SUCCESS` 인 이유를 밝힐 것</w:t>
+        <w:t xml:space="preserve">- 적용을 껐는데도 </w:t>
+      </w:r>
+      <w:r>
+        <w:rPr>
+          <w:rFonts w:ascii="Consolas" w:hAnsi="Consolas" w:eastAsia="맑은 고딕"/>
+          <w:b w:val="0"/>
+          <w:sz w:val="20"/>
+        </w:rPr>
+        <w:t xml:space="preserve">Database Status</w:t>
+      </w:r>
+      <w:r>
+        <w:rPr>
+          <w:rFonts w:ascii="맑은 고딕" w:hAnsi="맑은 고딕" w:eastAsia="맑은 고딕"/>
+          <w:b w:val="0"/>
+          <w:sz w:val="20"/>
+        </w:rPr>
+        <w:t xml:space="preserve"> 가 </w:t>
+      </w:r>
+      <w:r>
+        <w:rPr>
+          <w:rFonts w:ascii="Consolas" w:hAnsi="Consolas" w:eastAsia="맑은 고딕"/>
+          <w:b w:val="0"/>
+          <w:sz w:val="20"/>
+        </w:rPr>
+        <w:t xml:space="preserve">SUCCESS</w:t>
+      </w:r>
+      <w:r>
+        <w:rPr>
+          <w:rFonts w:ascii="맑은 고딕" w:hAnsi="맑은 고딕" w:eastAsia="맑은 고딕"/>
+          <w:b w:val="0"/>
+          <w:sz w:val="20"/>
+        </w:rPr>
+        <w:t xml:space="preserve"> 인 이유를 밝힐 것</w:t>
       </w:r>
     </w:p>
     <w:p>
@@ -1771,7 +2555,23 @@
           <w:b w:val="0"/>
           <w:sz w:val="20"/>
         </w:rPr>
-        <w:t>- Broker 로 적용을 껐다 켤 때 11장에서 만났던 오류(`ORA-10456`)가 나는지 확인하고, 그 이유를 서술할 것</w:t>
+        <w:t xml:space="preserve">- Broker 로 적용을 껐다 켤 때 11장에서 만났던 오류(</w:t>
+      </w:r>
+      <w:r>
+        <w:rPr>
+          <w:rFonts w:ascii="Consolas" w:hAnsi="Consolas" w:eastAsia="맑은 고딕"/>
+          <w:b w:val="0"/>
+          <w:sz w:val="20"/>
+        </w:rPr>
+        <w:t xml:space="preserve">ORA-10456</w:t>
+      </w:r>
+      <w:r>
+        <w:rPr>
+          <w:rFonts w:ascii="맑은 고딕" w:hAnsi="맑은 고딕" w:eastAsia="맑은 고딕"/>
+          <w:b w:val="0"/>
+          <w:sz w:val="20"/>
+        </w:rPr>
+        <w:t xml:space="preserve">)가 나는지 확인하고, 그 이유를 서술할 것</w:t>
       </w:r>
     </w:p>
     <w:p>
@@ -1799,7 +2599,23 @@
           <w:b w:val="0"/>
           <w:sz w:val="20"/>
         </w:rPr>
-        <w:t>- 보호 모드를 Broker 명령으로 올려 볼 것. **요건을 채우지 않은 채 시도해 오류 번호를 기록**할 것</w:t>
+        <w:t xml:space="preserve">- 보호 모드를 Broker 명령으로 올려 볼 것. </w:t>
+      </w:r>
+      <w:r>
+        <w:rPr>
+          <w:rFonts w:ascii="맑은 고딕" w:hAnsi="맑은 고딕" w:eastAsia="맑은 고딕"/>
+          <w:b w:val="0"/>
+          <w:sz w:val="20"/>
+        </w:rPr>
+        <w:t xml:space="preserve">요건을 채우지 않은 채 시도해 오류 번호를 기록</w:t>
+      </w:r>
+      <w:r>
+        <w:rPr>
+          <w:rFonts w:ascii="맑은 고딕" w:hAnsi="맑은 고딕" w:eastAsia="맑은 고딕"/>
+          <w:b w:val="0"/>
+          <w:sz w:val="20"/>
+        </w:rPr>
+        <w:t xml:space="preserve">할 것</w:t>
       </w:r>
     </w:p>
     <w:p>
@@ -1854,7 +2670,23 @@
           <w:b w:val="0"/>
           <w:sz w:val="20"/>
         </w:rPr>
-        <w:t>- 구성 수준 속성을 조회할 것. **몇 개인지** 세고 그중 하나를 지목해 설명할 것</w:t>
+        <w:t xml:space="preserve">- 구성 수준 속성을 조회할 것. </w:t>
+      </w:r>
+      <w:r>
+        <w:rPr>
+          <w:rFonts w:ascii="맑은 고딕" w:hAnsi="맑은 고딕" w:eastAsia="맑은 고딕"/>
+          <w:b w:val="0"/>
+          <w:sz w:val="20"/>
+        </w:rPr>
+        <w:t xml:space="preserve">몇 개인지</w:t>
+      </w:r>
+      <w:r>
+        <w:rPr>
+          <w:rFonts w:ascii="맑은 고딕" w:hAnsi="맑은 고딕" w:eastAsia="맑은 고딕"/>
+          <w:b w:val="0"/>
+          <w:sz w:val="20"/>
+        </w:rPr>
+        <w:t xml:space="preserve"> 세고 그중 하나를 지목해 설명할 것</w:t>
       </w:r>
     </w:p>
     <w:p>
@@ -1882,7 +2714,23 @@
           <w:b w:val="0"/>
           <w:sz w:val="20"/>
         </w:rPr>
-        <w:t>- Broker 가 관리하는 파라미터를 SQL 로 바꿀 것. **명령이 성공하는지** 확인할 것</w:t>
+        <w:t xml:space="preserve">- Broker 가 관리하는 파라미터를 SQL 로 바꿀 것. </w:t>
+      </w:r>
+      <w:r>
+        <w:rPr>
+          <w:rFonts w:ascii="맑은 고딕" w:hAnsi="맑은 고딕" w:eastAsia="맑은 고딕"/>
+          <w:b w:val="0"/>
+          <w:sz w:val="20"/>
+        </w:rPr>
+        <w:t xml:space="preserve">명령이 성공하는지</w:t>
+      </w:r>
+      <w:r>
+        <w:rPr>
+          <w:rFonts w:ascii="맑은 고딕" w:hAnsi="맑은 고딕" w:eastAsia="맑은 고딕"/>
+          <w:b w:val="0"/>
+          <w:sz w:val="20"/>
+        </w:rPr>
+        <w:t xml:space="preserve"> 확인할 것</w:t>
       </w:r>
     </w:p>
     <w:p>
@@ -2001,7 +2849,87 @@
           <w:b w:val="0"/>
           <w:sz w:val="20"/>
         </w:rPr>
-        <w:t>이 절의 주제는 **요약의 한계**다. `SHOW` 가 `SUCCESS` 인데도 위험한 상태가 있고, `VALIDATE` 가 `Yes` 인데도 전환이 안 되는 경우가 있다. 그 경계를 실측으로 확인한다.</w:t>
+        <w:t xml:space="preserve">이 절의 주제는 </w:t>
+      </w:r>
+      <w:r>
+        <w:rPr>
+          <w:rFonts w:ascii="맑은 고딕" w:hAnsi="맑은 고딕" w:eastAsia="맑은 고딕"/>
+          <w:b w:val="0"/>
+          <w:sz w:val="20"/>
+        </w:rPr>
+        <w:t xml:space="preserve">요약의 한계</w:t>
+      </w:r>
+      <w:r>
+        <w:rPr>
+          <w:rFonts w:ascii="맑은 고딕" w:hAnsi="맑은 고딕" w:eastAsia="맑은 고딕"/>
+          <w:b w:val="0"/>
+          <w:sz w:val="20"/>
+        </w:rPr>
+        <w:t xml:space="preserve">다. </w:t>
+      </w:r>
+      <w:r>
+        <w:rPr>
+          <w:rFonts w:ascii="Consolas" w:hAnsi="Consolas" w:eastAsia="맑은 고딕"/>
+          <w:b w:val="0"/>
+          <w:sz w:val="20"/>
+        </w:rPr>
+        <w:t xml:space="preserve">SHOW</w:t>
+      </w:r>
+      <w:r>
+        <w:rPr>
+          <w:rFonts w:ascii="맑은 고딕" w:hAnsi="맑은 고딕" w:eastAsia="맑은 고딕"/>
+          <w:b w:val="0"/>
+          <w:sz w:val="20"/>
+        </w:rPr>
+        <w:t xml:space="preserve"> 가 </w:t>
+      </w:r>
+      <w:r>
+        <w:rPr>
+          <w:rFonts w:ascii="Consolas" w:hAnsi="Consolas" w:eastAsia="맑은 고딕"/>
+          <w:b w:val="0"/>
+          <w:sz w:val="20"/>
+        </w:rPr>
+        <w:t xml:space="preserve">SUCCESS</w:t>
+      </w:r>
+      <w:r>
+        <w:rPr>
+          <w:rFonts w:ascii="맑은 고딕" w:hAnsi="맑은 고딕" w:eastAsia="맑은 고딕"/>
+          <w:b w:val="0"/>
+          <w:sz w:val="20"/>
+        </w:rPr>
+        <w:t xml:space="preserve"> 인데도 위험한 상태가 있고, </w:t>
+      </w:r>
+      <w:r>
+        <w:rPr>
+          <w:rFonts w:ascii="Consolas" w:hAnsi="Consolas" w:eastAsia="맑은 고딕"/>
+          <w:b w:val="0"/>
+          <w:sz w:val="20"/>
+        </w:rPr>
+        <w:t xml:space="preserve">VALIDATE</w:t>
+      </w:r>
+      <w:r>
+        <w:rPr>
+          <w:rFonts w:ascii="맑은 고딕" w:hAnsi="맑은 고딕" w:eastAsia="맑은 고딕"/>
+          <w:b w:val="0"/>
+          <w:sz w:val="20"/>
+        </w:rPr>
+        <w:t xml:space="preserve"> 가 </w:t>
+      </w:r>
+      <w:r>
+        <w:rPr>
+          <w:rFonts w:ascii="Consolas" w:hAnsi="Consolas" w:eastAsia="맑은 고딕"/>
+          <w:b w:val="0"/>
+          <w:sz w:val="20"/>
+        </w:rPr>
+        <w:t xml:space="preserve">Yes</w:t>
+      </w:r>
+      <w:r>
+        <w:rPr>
+          <w:rFonts w:ascii="맑은 고딕" w:hAnsi="맑은 고딕" w:eastAsia="맑은 고딕"/>
+          <w:b w:val="0"/>
+          <w:sz w:val="20"/>
+        </w:rPr>
+        <w:t xml:space="preserve"> 인데도 전환이 안 되는 경우가 있다. 그 경계를 실측으로 확인한다.</w:t>
       </w:r>
     </w:p>
     <w:p>
@@ -2014,7 +2942,23 @@
           <w:b/>
           <w:sz w:val="21"/>
         </w:rPr>
-        <w:t>7. `SHOW` 계열 명령으로 구성을 읽고 그 한계를 확인하시오.  [6점]</w:t>
+        <w:t xml:space="preserve">7. </w:t>
+      </w:r>
+      <w:r>
+        <w:rPr>
+          <w:rFonts w:ascii="Consolas" w:hAnsi="Consolas" w:eastAsia="맑은 고딕"/>
+          <w:b/>
+          <w:sz w:val="21"/>
+        </w:rPr>
+        <w:t xml:space="preserve">SHOW</w:t>
+      </w:r>
+      <w:r>
+        <w:rPr>
+          <w:rFonts w:ascii="맑은 고딕" w:hAnsi="맑은 고딕" w:eastAsia="맑은 고딕"/>
+          <w:b/>
+          <w:sz w:val="21"/>
+        </w:rPr>
+        <w:t xml:space="preserve"> 계열 명령으로 구성을 읽고 그 한계를 확인하시오.  [6점]</w:t>
       </w:r>
     </w:p>
     <w:p>
@@ -2028,7 +2972,71 @@
           <w:b w:val="0"/>
           <w:sz w:val="20"/>
         </w:rPr>
-        <w:t>- `SHOW CONFIGURATION`·`SHOW DATABASE`·`SHOW DATABASE VERBOSE` 를 각각 실행하고 **무엇이 추가되는지** 정리할 것</w:t>
+        <w:t xml:space="preserve">- </w:t>
+      </w:r>
+      <w:r>
+        <w:rPr>
+          <w:rFonts w:ascii="Consolas" w:hAnsi="Consolas" w:eastAsia="맑은 고딕"/>
+          <w:b w:val="0"/>
+          <w:sz w:val="20"/>
+        </w:rPr>
+        <w:t xml:space="preserve">SHOW CONFIGURATION</w:t>
+      </w:r>
+      <w:r>
+        <w:rPr>
+          <w:rFonts w:ascii="맑은 고딕" w:hAnsi="맑은 고딕" w:eastAsia="맑은 고딕"/>
+          <w:b w:val="0"/>
+          <w:sz w:val="20"/>
+        </w:rPr>
+        <w:t xml:space="preserve">·</w:t>
+      </w:r>
+      <w:r>
+        <w:rPr>
+          <w:rFonts w:ascii="Consolas" w:hAnsi="Consolas" w:eastAsia="맑은 고딕"/>
+          <w:b w:val="0"/>
+          <w:sz w:val="20"/>
+        </w:rPr>
+        <w:t xml:space="preserve">SHOW DATABASE</w:t>
+      </w:r>
+      <w:r>
+        <w:rPr>
+          <w:rFonts w:ascii="맑은 고딕" w:hAnsi="맑은 고딕" w:eastAsia="맑은 고딕"/>
+          <w:b w:val="0"/>
+          <w:sz w:val="20"/>
+        </w:rPr>
+        <w:t xml:space="preserve">·</w:t>
+      </w:r>
+      <w:r>
+        <w:rPr>
+          <w:rFonts w:ascii="Consolas" w:hAnsi="Consolas" w:eastAsia="맑은 고딕"/>
+          <w:b w:val="0"/>
+          <w:sz w:val="20"/>
+        </w:rPr>
+        <w:t xml:space="preserve">SHOW DATABASE VERBOSE</w:t>
+      </w:r>
+      <w:r>
+        <w:rPr>
+          <w:rFonts w:ascii="맑은 고딕" w:hAnsi="맑은 고딕" w:eastAsia="맑은 고딕"/>
+          <w:b w:val="0"/>
+          <w:sz w:val="20"/>
+        </w:rPr>
+        <w:t xml:space="preserve"> 를 각각 실행하고 </w:t>
+      </w:r>
+      <w:r>
+        <w:rPr>
+          <w:rFonts w:ascii="맑은 고딕" w:hAnsi="맑은 고딕" w:eastAsia="맑은 고딕"/>
+          <w:b w:val="0"/>
+          <w:sz w:val="20"/>
+        </w:rPr>
+        <w:t xml:space="preserve">무엇이 추가되는지</w:t>
+      </w:r>
+      <w:r>
+        <w:rPr>
+          <w:rFonts w:ascii="맑은 고딕" w:hAnsi="맑은 고딕" w:eastAsia="맑은 고딕"/>
+          <w:b w:val="0"/>
+          <w:sz w:val="20"/>
+        </w:rPr>
+        <w:t xml:space="preserve"> 정리할 것</w:t>
       </w:r>
     </w:p>
     <w:p>
@@ -2042,7 +3050,23 @@
           <w:b w:val="0"/>
           <w:sz w:val="20"/>
         </w:rPr>
-        <w:t>- `SHOW CONFIGURATION VERBOSE` 에서 구성 수준 속성이 몇 개 나오는지 세고 대표적인 것 셋을 설명할 것</w:t>
+        <w:t xml:space="preserve">- </w:t>
+      </w:r>
+      <w:r>
+        <w:rPr>
+          <w:rFonts w:ascii="Consolas" w:hAnsi="Consolas" w:eastAsia="맑은 고딕"/>
+          <w:b w:val="0"/>
+          <w:sz w:val="20"/>
+        </w:rPr>
+        <w:t xml:space="preserve">SHOW CONFIGURATION VERBOSE</w:t>
+      </w:r>
+      <w:r>
+        <w:rPr>
+          <w:rFonts w:ascii="맑은 고딕" w:hAnsi="맑은 고딕" w:eastAsia="맑은 고딕"/>
+          <w:b w:val="0"/>
+          <w:sz w:val="20"/>
+        </w:rPr>
+        <w:t xml:space="preserve"> 에서 구성 수준 속성이 몇 개 나오는지 세고 대표적인 것 셋을 설명할 것</w:t>
       </w:r>
     </w:p>
     <w:p>
@@ -2056,7 +3080,55 @@
           <w:b w:val="0"/>
           <w:sz w:val="20"/>
         </w:rPr>
-        <w:t>- **속성으로 리두 전송을 끄고** `SHOW CONFIGURATION` 을 실행할 것. 결과를 기록하고 그것이 왜 그런지 `Intended State` 개념으로 설명할 것</w:t>
+        <w:t xml:space="preserve">- </w:t>
+      </w:r>
+      <w:r>
+        <w:rPr>
+          <w:rFonts w:ascii="맑은 고딕" w:hAnsi="맑은 고딕" w:eastAsia="맑은 고딕"/>
+          <w:b w:val="0"/>
+          <w:sz w:val="20"/>
+        </w:rPr>
+        <w:t xml:space="preserve">속성으로 리두 전송을 끄고</w:t>
+      </w:r>
+      <w:r>
+        <w:rPr>
+          <w:rFonts w:ascii="맑은 고딕" w:hAnsi="맑은 고딕" w:eastAsia="맑은 고딕"/>
+          <w:b w:val="0"/>
+          <w:sz w:val="20"/>
+        </w:rPr>
+        <w:t xml:space="preserve"> </w:t>
+      </w:r>
+      <w:r>
+        <w:rPr>
+          <w:rFonts w:ascii="Consolas" w:hAnsi="Consolas" w:eastAsia="맑은 고딕"/>
+          <w:b w:val="0"/>
+          <w:sz w:val="20"/>
+        </w:rPr>
+        <w:t xml:space="preserve">SHOW CONFIGURATION</w:t>
+      </w:r>
+      <w:r>
+        <w:rPr>
+          <w:rFonts w:ascii="맑은 고딕" w:hAnsi="맑은 고딕" w:eastAsia="맑은 고딕"/>
+          <w:b w:val="0"/>
+          <w:sz w:val="20"/>
+        </w:rPr>
+        <w:t xml:space="preserve"> 을 실행할 것. 결과를 기록하고 그것이 왜 그런지 </w:t>
+      </w:r>
+      <w:r>
+        <w:rPr>
+          <w:rFonts w:ascii="Consolas" w:hAnsi="Consolas" w:eastAsia="맑은 고딕"/>
+          <w:b w:val="0"/>
+          <w:sz w:val="20"/>
+        </w:rPr>
+        <w:t xml:space="preserve">Intended State</w:t>
+      </w:r>
+      <w:r>
+        <w:rPr>
+          <w:rFonts w:ascii="맑은 고딕" w:hAnsi="맑은 고딕" w:eastAsia="맑은 고딕"/>
+          <w:b w:val="0"/>
+          <w:sz w:val="20"/>
+        </w:rPr>
+        <w:t xml:space="preserve"> 개념으로 설명할 것</w:t>
       </w:r>
     </w:p>
     <w:p>
@@ -2084,7 +3156,39 @@
           <w:b w:val="0"/>
           <w:sz w:val="20"/>
         </w:rPr>
-        <w:t>- 같은 시점에 `VALIDATE DATABASE` 를 실행할 것. `SHOW` 와 다른 답을 주는지 확인할 것</w:t>
+        <w:t xml:space="preserve">- 같은 시점에 </w:t>
+      </w:r>
+      <w:r>
+        <w:rPr>
+          <w:rFonts w:ascii="Consolas" w:hAnsi="Consolas" w:eastAsia="맑은 고딕"/>
+          <w:b w:val="0"/>
+          <w:sz w:val="20"/>
+        </w:rPr>
+        <w:t xml:space="preserve">VALIDATE DATABASE</w:t>
+      </w:r>
+      <w:r>
+        <w:rPr>
+          <w:rFonts w:ascii="맑은 고딕" w:hAnsi="맑은 고딕" w:eastAsia="맑은 고딕"/>
+          <w:b w:val="0"/>
+          <w:sz w:val="20"/>
+        </w:rPr>
+        <w:t xml:space="preserve"> 를 실행할 것. </w:t>
+      </w:r>
+      <w:r>
+        <w:rPr>
+          <w:rFonts w:ascii="Consolas" w:hAnsi="Consolas" w:eastAsia="맑은 고딕"/>
+          <w:b w:val="0"/>
+          <w:sz w:val="20"/>
+        </w:rPr>
+        <w:t xml:space="preserve">SHOW</w:t>
+      </w:r>
+      <w:r>
+        <w:rPr>
+          <w:rFonts w:ascii="맑은 고딕" w:hAnsi="맑은 고딕" w:eastAsia="맑은 고딕"/>
+          <w:b w:val="0"/>
+          <w:sz w:val="20"/>
+        </w:rPr>
+        <w:t xml:space="preserve"> 와 다른 답을 주는지 확인할 것</w:t>
       </w:r>
     </w:p>
     <w:p>
@@ -2111,7 +3215,23 @@
           <w:b/>
           <w:sz w:val="21"/>
         </w:rPr>
-        <w:t>8. `VALIDATE` 의 여섯 가지 구문을 확인하고 검사 범위를 판정하시오.  [7점]</w:t>
+        <w:t xml:space="preserve">8. </w:t>
+      </w:r>
+      <w:r>
+        <w:rPr>
+          <w:rFonts w:ascii="Consolas" w:hAnsi="Consolas" w:eastAsia="맑은 고딕"/>
+          <w:b/>
+          <w:sz w:val="21"/>
+        </w:rPr>
+        <w:t xml:space="preserve">VALIDATE</w:t>
+      </w:r>
+      <w:r>
+        <w:rPr>
+          <w:rFonts w:ascii="맑은 고딕" w:hAnsi="맑은 고딕" w:eastAsia="맑은 고딕"/>
+          <w:b/>
+          <w:sz w:val="21"/>
+        </w:rPr>
+        <w:t xml:space="preserve"> 의 여섯 가지 구문을 확인하고 검사 범위를 판정하시오.  [7점]</w:t>
       </w:r>
     </w:p>
     <w:p>
@@ -2125,7 +3245,23 @@
           <w:b w:val="0"/>
           <w:sz w:val="20"/>
         </w:rPr>
-        <w:t>- `VALIDATE` 계열의 여섯 구문을 모두 나열할 것</w:t>
+        <w:t xml:space="preserve">- </w:t>
+      </w:r>
+      <w:r>
+        <w:rPr>
+          <w:rFonts w:ascii="Consolas" w:hAnsi="Consolas" w:eastAsia="맑은 고딕"/>
+          <w:b w:val="0"/>
+          <w:sz w:val="20"/>
+        </w:rPr>
+        <w:t xml:space="preserve">VALIDATE</w:t>
+      </w:r>
+      <w:r>
+        <w:rPr>
+          <w:rFonts w:ascii="맑은 고딕" w:hAnsi="맑은 고딕" w:eastAsia="맑은 고딕"/>
+          <w:b w:val="0"/>
+          <w:sz w:val="20"/>
+        </w:rPr>
+        <w:t xml:space="preserve"> 계열의 여섯 구문을 모두 나열할 것</w:t>
       </w:r>
     </w:p>
     <w:p>
@@ -2139,7 +3275,55 @@
           <w:b w:val="0"/>
           <w:sz w:val="20"/>
         </w:rPr>
-        <w:t>- `DATAFILE` 구문을 실행할 것. **필수 인자를 빠뜨렸을 때**와 **경로를 주었을 때** 나는 오류를 각각 기록할 것</w:t>
+        <w:t xml:space="preserve">- </w:t>
+      </w:r>
+      <w:r>
+        <w:rPr>
+          <w:rFonts w:ascii="Consolas" w:hAnsi="Consolas" w:eastAsia="맑은 고딕"/>
+          <w:b w:val="0"/>
+          <w:sz w:val="20"/>
+        </w:rPr>
+        <w:t xml:space="preserve">DATAFILE</w:t>
+      </w:r>
+      <w:r>
+        <w:rPr>
+          <w:rFonts w:ascii="맑은 고딕" w:hAnsi="맑은 고딕" w:eastAsia="맑은 고딕"/>
+          <w:b w:val="0"/>
+          <w:sz w:val="20"/>
+        </w:rPr>
+        <w:t xml:space="preserve"> 구문을 실행할 것. </w:t>
+      </w:r>
+      <w:r>
+        <w:rPr>
+          <w:rFonts w:ascii="맑은 고딕" w:hAnsi="맑은 고딕" w:eastAsia="맑은 고딕"/>
+          <w:b w:val="0"/>
+          <w:sz w:val="20"/>
+        </w:rPr>
+        <w:t xml:space="preserve">필수 인자를 빠뜨렸을 때</w:t>
+      </w:r>
+      <w:r>
+        <w:rPr>
+          <w:rFonts w:ascii="맑은 고딕" w:hAnsi="맑은 고딕" w:eastAsia="맑은 고딕"/>
+          <w:b w:val="0"/>
+          <w:sz w:val="20"/>
+        </w:rPr>
+        <w:t xml:space="preserve">와 </w:t>
+      </w:r>
+      <w:r>
+        <w:rPr>
+          <w:rFonts w:ascii="맑은 고딕" w:hAnsi="맑은 고딕" w:eastAsia="맑은 고딕"/>
+          <w:b w:val="0"/>
+          <w:sz w:val="20"/>
+        </w:rPr>
+        <w:t xml:space="preserve">경로를 주었을 때</w:t>
+      </w:r>
+      <w:r>
+        <w:rPr>
+          <w:rFonts w:ascii="맑은 고딕" w:hAnsi="맑은 고딕" w:eastAsia="맑은 고딕"/>
+          <w:b w:val="0"/>
+          <w:sz w:val="20"/>
+        </w:rPr>
+        <w:t xml:space="preserve"> 나는 오류를 각각 기록할 것</w:t>
       </w:r>
     </w:p>
     <w:p>
@@ -2153,7 +3337,23 @@
           <w:b w:val="0"/>
           <w:sz w:val="20"/>
         </w:rPr>
-        <w:t>- 그 명령의 결과물이 **어느 노드**에 생기는지 확인할 것. 명령을 실행한 노드와 같은지 판정할 것</w:t>
+        <w:t xml:space="preserve">- 그 명령의 결과물이 </w:t>
+      </w:r>
+      <w:r>
+        <w:rPr>
+          <w:rFonts w:ascii="맑은 고딕" w:hAnsi="맑은 고딕" w:eastAsia="맑은 고딕"/>
+          <w:b w:val="0"/>
+          <w:sz w:val="20"/>
+        </w:rPr>
+        <w:t xml:space="preserve">어느 노드</w:t>
+      </w:r>
+      <w:r>
+        <w:rPr>
+          <w:rFonts w:ascii="맑은 고딕" w:hAnsi="맑은 고딕" w:eastAsia="맑은 고딕"/>
+          <w:b w:val="0"/>
+          <w:sz w:val="20"/>
+        </w:rPr>
+        <w:t xml:space="preserve">에 생기는지 확인할 것. 명령을 실행한 노드와 같은지 판정할 것</w:t>
       </w:r>
     </w:p>
     <w:p>
@@ -2167,7 +3367,39 @@
           <w:b w:val="0"/>
           <w:sz w:val="20"/>
         </w:rPr>
-        <w:t>- `SPFILE` 구문을 실행해 양쪽이 다른 파라미터를 확인할 것. **다른 것이 정상인 항목**을 구분할 것</w:t>
+        <w:t xml:space="preserve">- </w:t>
+      </w:r>
+      <w:r>
+        <w:rPr>
+          <w:rFonts w:ascii="Consolas" w:hAnsi="Consolas" w:eastAsia="맑은 고딕"/>
+          <w:b w:val="0"/>
+          <w:sz w:val="20"/>
+        </w:rPr>
+        <w:t xml:space="preserve">SPFILE</w:t>
+      </w:r>
+      <w:r>
+        <w:rPr>
+          <w:rFonts w:ascii="맑은 고딕" w:hAnsi="맑은 고딕" w:eastAsia="맑은 고딕"/>
+          <w:b w:val="0"/>
+          <w:sz w:val="20"/>
+        </w:rPr>
+        <w:t xml:space="preserve"> 구문을 실행해 양쪽이 다른 파라미터를 확인할 것. </w:t>
+      </w:r>
+      <w:r>
+        <w:rPr>
+          <w:rFonts w:ascii="맑은 고딕" w:hAnsi="맑은 고딕" w:eastAsia="맑은 고딕"/>
+          <w:b w:val="0"/>
+          <w:sz w:val="20"/>
+        </w:rPr>
+        <w:t xml:space="preserve">다른 것이 정상인 항목</w:t>
+      </w:r>
+      <w:r>
+        <w:rPr>
+          <w:rFonts w:ascii="맑은 고딕" w:hAnsi="맑은 고딕" w:eastAsia="맑은 고딕"/>
+          <w:b w:val="0"/>
+          <w:sz w:val="20"/>
+        </w:rPr>
+        <w:t xml:space="preserve">을 구분할 것</w:t>
       </w:r>
     </w:p>
     <w:p>
@@ -2181,7 +3413,23 @@
           <w:b w:val="0"/>
           <w:sz w:val="20"/>
         </w:rPr>
-        <w:t>- `NETWORK CONFIGURATION FOR ALL` 을 실행할 것. 무엇을 시험하는지 밝힐 것</w:t>
+        <w:t xml:space="preserve">- </w:t>
+      </w:r>
+      <w:r>
+        <w:rPr>
+          <w:rFonts w:ascii="Consolas" w:hAnsi="Consolas" w:eastAsia="맑은 고딕"/>
+          <w:b w:val="0"/>
+          <w:sz w:val="20"/>
+        </w:rPr>
+        <w:t xml:space="preserve">NETWORK CONFIGURATION FOR ALL</w:t>
+      </w:r>
+      <w:r>
+        <w:rPr>
+          <w:rFonts w:ascii="맑은 고딕" w:hAnsi="맑은 고딕" w:eastAsia="맑은 고딕"/>
+          <w:b w:val="0"/>
+          <w:sz w:val="20"/>
+        </w:rPr>
+        <w:t xml:space="preserve"> 을 실행할 것. 무엇을 시험하는지 밝힐 것</w:t>
       </w:r>
     </w:p>
     <w:p>
@@ -2195,7 +3443,63 @@
           <w:b w:val="0"/>
           <w:sz w:val="20"/>
         </w:rPr>
-        <w:t>- **`VALIDATE DATABASE` 가 검사하지 않는 것**을 하나 찾아낼 것. 정적 등록을 제거한 상태에서 `VALIDATE DATABASE` 와 `VALIDATE STATIC CONNECT IDENTIFIER` 를 각각 실행해 결과를 대조할 것</w:t>
+        <w:t xml:space="preserve">- </w:t>
+      </w:r>
+      <w:r>
+        <w:rPr>
+          <w:rFonts w:ascii="Consolas" w:hAnsi="Consolas" w:eastAsia="맑은 고딕"/>
+          <w:b w:val="0"/>
+          <w:sz w:val="20"/>
+        </w:rPr>
+        <w:t xml:space="preserve">VALIDATE DATABASE</w:t>
+      </w:r>
+      <w:r>
+        <w:rPr>
+          <w:rFonts w:ascii="맑은 고딕" w:hAnsi="맑은 고딕" w:eastAsia="맑은 고딕"/>
+          <w:b w:val="0"/>
+          <w:sz w:val="20"/>
+        </w:rPr>
+        <w:t xml:space="preserve"> 가 검사하지 않는 것</w:t>
+      </w:r>
+      <w:r>
+        <w:rPr>
+          <w:rFonts w:ascii="맑은 고딕" w:hAnsi="맑은 고딕" w:eastAsia="맑은 고딕"/>
+          <w:b w:val="0"/>
+          <w:sz w:val="20"/>
+        </w:rPr>
+        <w:t xml:space="preserve">을 하나 찾아낼 것. 정적 등록을 제거한 상태에서 </w:t>
+      </w:r>
+      <w:r>
+        <w:rPr>
+          <w:rFonts w:ascii="Consolas" w:hAnsi="Consolas" w:eastAsia="맑은 고딕"/>
+          <w:b w:val="0"/>
+          <w:sz w:val="20"/>
+        </w:rPr>
+        <w:t xml:space="preserve">VALIDATE DATABASE</w:t>
+      </w:r>
+      <w:r>
+        <w:rPr>
+          <w:rFonts w:ascii="맑은 고딕" w:hAnsi="맑은 고딕" w:eastAsia="맑은 고딕"/>
+          <w:b w:val="0"/>
+          <w:sz w:val="20"/>
+        </w:rPr>
+        <w:t xml:space="preserve"> 와 </w:t>
+      </w:r>
+      <w:r>
+        <w:rPr>
+          <w:rFonts w:ascii="Consolas" w:hAnsi="Consolas" w:eastAsia="맑은 고딕"/>
+          <w:b w:val="0"/>
+          <w:sz w:val="20"/>
+        </w:rPr>
+        <w:t xml:space="preserve">VALIDATE STATIC CONNECT IDENTIFIER</w:t>
+      </w:r>
+      <w:r>
+        <w:rPr>
+          <w:rFonts w:ascii="맑은 고딕" w:hAnsi="맑은 고딕" w:eastAsia="맑은 고딕"/>
+          <w:b w:val="0"/>
+          <w:sz w:val="20"/>
+        </w:rPr>
+        <w:t xml:space="preserve"> 를 각각 실행해 결과를 대조할 것</w:t>
       </w:r>
     </w:p>
     <w:p>
@@ -2264,7 +3568,23 @@
           <w:b w:val="0"/>
           <w:sz w:val="20"/>
         </w:rPr>
-        <w:t>- 3·5·6번에서 실행한 명령의 흔적을 찾아 인용할 것. **화면에 없던 정보**를 하나 지목할 것</w:t>
+        <w:t xml:space="preserve">- 3·5·6번에서 실행한 명령의 흔적을 찾아 인용할 것. </w:t>
+      </w:r>
+      <w:r>
+        <w:rPr>
+          <w:rFonts w:ascii="맑은 고딕" w:hAnsi="맑은 고딕" w:eastAsia="맑은 고딕"/>
+          <w:b w:val="0"/>
+          <w:sz w:val="20"/>
+        </w:rPr>
+        <w:t xml:space="preserve">화면에 없던 정보</w:t>
+      </w:r>
+      <w:r>
+        <w:rPr>
+          <w:rFonts w:ascii="맑은 고딕" w:hAnsi="맑은 고딕" w:eastAsia="맑은 고딕"/>
+          <w:b w:val="0"/>
+          <w:sz w:val="20"/>
+        </w:rPr>
+        <w:t xml:space="preserve">를 하나 지목할 것</w:t>
       </w:r>
     </w:p>
     <w:p>
@@ -2292,7 +3612,23 @@
           <w:b w:val="0"/>
           <w:sz w:val="20"/>
         </w:rPr>
-        <w:t>- 주기적으로 남는 상태 요약을 찾아 인용할 것. **화면에 없는 구성 수준 오류 번호**를 기록하고 정상일 때의 값도 밝힐 것</w:t>
+        <w:t xml:space="preserve">- 주기적으로 남는 상태 요약을 찾아 인용할 것. </w:t>
+      </w:r>
+      <w:r>
+        <w:rPr>
+          <w:rFonts w:ascii="맑은 고딕" w:hAnsi="맑은 고딕" w:eastAsia="맑은 고딕"/>
+          <w:b w:val="0"/>
+          <w:sz w:val="20"/>
+        </w:rPr>
+        <w:t xml:space="preserve">화면에 없는 구성 수준 오류 번호</w:t>
+      </w:r>
+      <w:r>
+        <w:rPr>
+          <w:rFonts w:ascii="맑은 고딕" w:hAnsi="맑은 고딕" w:eastAsia="맑은 고딕"/>
+          <w:b w:val="0"/>
+          <w:sz w:val="20"/>
+        </w:rPr>
+        <w:t xml:space="preserve">를 기록하고 정상일 때의 값도 밝힐 것</w:t>
       </w:r>
     </w:p>
     <w:p>
@@ -2320,7 +3656,23 @@
           <w:b w:val="0"/>
           <w:sz w:val="20"/>
         </w:rPr>
-        <w:t>- 구성을 파일로 내보내는 명령을 실행할 것. **어디에 생기는지** 확인하고, 경로를 지정하면 나는 오류 번호를 기록할 것</w:t>
+        <w:t xml:space="preserve">- 구성을 파일로 내보내는 명령을 실행할 것. </w:t>
+      </w:r>
+      <w:r>
+        <w:rPr>
+          <w:rFonts w:ascii="맑은 고딕" w:hAnsi="맑은 고딕" w:eastAsia="맑은 고딕"/>
+          <w:b w:val="0"/>
+          <w:sz w:val="20"/>
+        </w:rPr>
+        <w:t xml:space="preserve">어디에 생기는지</w:t>
+      </w:r>
+      <w:r>
+        <w:rPr>
+          <w:rFonts w:ascii="맑은 고딕" w:hAnsi="맑은 고딕" w:eastAsia="맑은 고딕"/>
+          <w:b w:val="0"/>
+          <w:sz w:val="20"/>
+        </w:rPr>
+        <w:t xml:space="preserve"> 확인하고, 경로를 지정하면 나는 오류 번호를 기록할 것</w:t>
       </w:r>
     </w:p>
     <w:tbl>
@@ -2383,7 +3735,23 @@
           <w:b w:val="0"/>
           <w:sz w:val="20"/>
         </w:rPr>
-        <w:t>요약이 답하지 못할 때 아래층으로 내려간다. 이 절은 실제로 전송을 끊고 **각 층이 무엇을 보여 주는지** 대조한다.</w:t>
+        <w:t xml:space="preserve">요약이 답하지 못할 때 아래층으로 내려간다. 이 절은 실제로 전송을 끊고 </w:t>
+      </w:r>
+      <w:r>
+        <w:rPr>
+          <w:rFonts w:ascii="맑은 고딕" w:hAnsi="맑은 고딕" w:eastAsia="맑은 고딕"/>
+          <w:b w:val="0"/>
+          <w:sz w:val="20"/>
+        </w:rPr>
+        <w:t xml:space="preserve">각 층이 무엇을 보여 주는지</w:t>
+      </w:r>
+      <w:r>
+        <w:rPr>
+          <w:rFonts w:ascii="맑은 고딕" w:hAnsi="맑은 고딕" w:eastAsia="맑은 고딕"/>
+          <w:b w:val="0"/>
+          <w:sz w:val="20"/>
+        </w:rPr>
+        <w:t xml:space="preserve"> 대조한다.</w:t>
       </w:r>
     </w:p>
     <w:p>
@@ -2410,7 +3778,55 @@
           <w:b w:val="0"/>
           <w:sz w:val="20"/>
         </w:rPr>
-        <w:t>- Primary 의 `V$LOG` 를 조회할 것. `STATUS` 네 값의 뜻을 정리하고 `ARCHIVED` 열과 함께 읽는 법을 서술할 것</w:t>
+        <w:t xml:space="preserve">- Primary 의 </w:t>
+      </w:r>
+      <w:r>
+        <w:rPr>
+          <w:rFonts w:ascii="Consolas" w:hAnsi="Consolas" w:eastAsia="맑은 고딕"/>
+          <w:b w:val="0"/>
+          <w:sz w:val="20"/>
+        </w:rPr>
+        <w:t xml:space="preserve">V$LOG</w:t>
+      </w:r>
+      <w:r>
+        <w:rPr>
+          <w:rFonts w:ascii="맑은 고딕" w:hAnsi="맑은 고딕" w:eastAsia="맑은 고딕"/>
+          <w:b w:val="0"/>
+          <w:sz w:val="20"/>
+        </w:rPr>
+        <w:t xml:space="preserve"> 를 조회할 것. </w:t>
+      </w:r>
+      <w:r>
+        <w:rPr>
+          <w:rFonts w:ascii="Consolas" w:hAnsi="Consolas" w:eastAsia="맑은 고딕"/>
+          <w:b w:val="0"/>
+          <w:sz w:val="20"/>
+        </w:rPr>
+        <w:t xml:space="preserve">STATUS</w:t>
+      </w:r>
+      <w:r>
+        <w:rPr>
+          <w:rFonts w:ascii="맑은 고딕" w:hAnsi="맑은 고딕" w:eastAsia="맑은 고딕"/>
+          <w:b w:val="0"/>
+          <w:sz w:val="20"/>
+        </w:rPr>
+        <w:t xml:space="preserve"> 네 값의 뜻을 정리하고 </w:t>
+      </w:r>
+      <w:r>
+        <w:rPr>
+          <w:rFonts w:ascii="Consolas" w:hAnsi="Consolas" w:eastAsia="맑은 고딕"/>
+          <w:b w:val="0"/>
+          <w:sz w:val="20"/>
+        </w:rPr>
+        <w:t xml:space="preserve">ARCHIVED</w:t>
+      </w:r>
+      <w:r>
+        <w:rPr>
+          <w:rFonts w:ascii="맑은 고딕" w:hAnsi="맑은 고딕" w:eastAsia="맑은 고딕"/>
+          <w:b w:val="0"/>
+          <w:sz w:val="20"/>
+        </w:rPr>
+        <w:t xml:space="preserve"> 열과 함께 읽는 법을 서술할 것</w:t>
       </w:r>
     </w:p>
     <w:p>
@@ -2424,7 +3840,47 @@
           <w:b w:val="0"/>
           <w:sz w:val="20"/>
         </w:rPr>
-        <w:t>- Standby 의 `V$LOG` 를 조회할 것. **`SEQUENCE#` 가 이상하다면** 그 이유를 밝힐 것</w:t>
+        <w:t xml:space="preserve">- Standby 의 </w:t>
+      </w:r>
+      <w:r>
+        <w:rPr>
+          <w:rFonts w:ascii="Consolas" w:hAnsi="Consolas" w:eastAsia="맑은 고딕"/>
+          <w:b w:val="0"/>
+          <w:sz w:val="20"/>
+        </w:rPr>
+        <w:t xml:space="preserve">V$LOG</w:t>
+      </w:r>
+      <w:r>
+        <w:rPr>
+          <w:rFonts w:ascii="맑은 고딕" w:hAnsi="맑은 고딕" w:eastAsia="맑은 고딕"/>
+          <w:b w:val="0"/>
+          <w:sz w:val="20"/>
+        </w:rPr>
+        <w:t xml:space="preserve"> 를 조회할 것. </w:t>
+      </w:r>
+      <w:r>
+        <w:rPr>
+          <w:rFonts w:ascii="Consolas" w:hAnsi="Consolas" w:eastAsia="맑은 고딕"/>
+          <w:b w:val="0"/>
+          <w:sz w:val="20"/>
+        </w:rPr>
+        <w:t xml:space="preserve">SEQUENCE#</w:t>
+      </w:r>
+      <w:r>
+        <w:rPr>
+          <w:rFonts w:ascii="맑은 고딕" w:hAnsi="맑은 고딕" w:eastAsia="맑은 고딕"/>
+          <w:b w:val="0"/>
+          <w:sz w:val="20"/>
+        </w:rPr>
+        <w:t xml:space="preserve"> 가 이상하다면</w:t>
+      </w:r>
+      <w:r>
+        <w:rPr>
+          <w:rFonts w:ascii="맑은 고딕" w:hAnsi="맑은 고딕" w:eastAsia="맑은 고딕"/>
+          <w:b w:val="0"/>
+          <w:sz w:val="20"/>
+        </w:rPr>
+        <w:t xml:space="preserve"> 그 이유를 밝힐 것</w:t>
       </w:r>
     </w:p>
     <w:p>
@@ -2438,7 +3894,39 @@
           <w:b w:val="0"/>
           <w:sz w:val="20"/>
         </w:rPr>
-        <w:t>- `V$LOGFILE` 을 양쪽에서 조회해 행 수를 비교할 것. 다르다면 그 이유를 밝힐 것. `STATUS` 열의 정상값도 밝힐 것</w:t>
+        <w:t xml:space="preserve">- </w:t>
+      </w:r>
+      <w:r>
+        <w:rPr>
+          <w:rFonts w:ascii="Consolas" w:hAnsi="Consolas" w:eastAsia="맑은 고딕"/>
+          <w:b w:val="0"/>
+          <w:sz w:val="20"/>
+        </w:rPr>
+        <w:t xml:space="preserve">V$LOGFILE</w:t>
+      </w:r>
+      <w:r>
+        <w:rPr>
+          <w:rFonts w:ascii="맑은 고딕" w:hAnsi="맑은 고딕" w:eastAsia="맑은 고딕"/>
+          <w:b w:val="0"/>
+          <w:sz w:val="20"/>
+        </w:rPr>
+        <w:t xml:space="preserve"> 을 양쪽에서 조회해 행 수를 비교할 것. 다르다면 그 이유를 밝힐 것. </w:t>
+      </w:r>
+      <w:r>
+        <w:rPr>
+          <w:rFonts w:ascii="Consolas" w:hAnsi="Consolas" w:eastAsia="맑은 고딕"/>
+          <w:b w:val="0"/>
+          <w:sz w:val="20"/>
+        </w:rPr>
+        <w:t xml:space="preserve">STATUS</w:t>
+      </w:r>
+      <w:r>
+        <w:rPr>
+          <w:rFonts w:ascii="맑은 고딕" w:hAnsi="맑은 고딕" w:eastAsia="맑은 고딕"/>
+          <w:b w:val="0"/>
+          <w:sz w:val="20"/>
+        </w:rPr>
+        <w:t xml:space="preserve"> 열의 정상값도 밝힐 것</w:t>
       </w:r>
     </w:p>
     <w:p>
@@ -2452,7 +3940,39 @@
           <w:b w:val="0"/>
           <w:sz w:val="20"/>
         </w:rPr>
-        <w:t>- 양쪽의 `V$STANDBY_LOG` 를 조회할 것. **어느 쪽이 실제로 쓰이고 있는지** 판정하고 근거를 제시할 것</w:t>
+        <w:t xml:space="preserve">- 양쪽의 </w:t>
+      </w:r>
+      <w:r>
+        <w:rPr>
+          <w:rFonts w:ascii="Consolas" w:hAnsi="Consolas" w:eastAsia="맑은 고딕"/>
+          <w:b w:val="0"/>
+          <w:sz w:val="20"/>
+        </w:rPr>
+        <w:t xml:space="preserve">V$STANDBY_LOG</w:t>
+      </w:r>
+      <w:r>
+        <w:rPr>
+          <w:rFonts w:ascii="맑은 고딕" w:hAnsi="맑은 고딕" w:eastAsia="맑은 고딕"/>
+          <w:b w:val="0"/>
+          <w:sz w:val="20"/>
+        </w:rPr>
+        <w:t xml:space="preserve"> 를 조회할 것. </w:t>
+      </w:r>
+      <w:r>
+        <w:rPr>
+          <w:rFonts w:ascii="맑은 고딕" w:hAnsi="맑은 고딕" w:eastAsia="맑은 고딕"/>
+          <w:b w:val="0"/>
+          <w:sz w:val="20"/>
+        </w:rPr>
+        <w:t xml:space="preserve">어느 쪽이 실제로 쓰이고 있는지</w:t>
+      </w:r>
+      <w:r>
+        <w:rPr>
+          <w:rFonts w:ascii="맑은 고딕" w:hAnsi="맑은 고딕" w:eastAsia="맑은 고딕"/>
+          <w:b w:val="0"/>
+          <w:sz w:val="20"/>
+        </w:rPr>
+        <w:t xml:space="preserve"> 판정하고 근거를 제시할 것</w:t>
       </w:r>
     </w:p>
     <w:p>
@@ -2466,7 +3986,23 @@
           <w:b w:val="0"/>
           <w:sz w:val="20"/>
         </w:rPr>
-        <w:t>- 정상 상태에서 `ACTIVE` 인 SRL 이 몇 개여야 하는지 밝히고, 그보다 많거나 적을 때의 해석을 각각 서술할 것</w:t>
+        <w:t xml:space="preserve">- 정상 상태에서 </w:t>
+      </w:r>
+      <w:r>
+        <w:rPr>
+          <w:rFonts w:ascii="Consolas" w:hAnsi="Consolas" w:eastAsia="맑은 고딕"/>
+          <w:b w:val="0"/>
+          <w:sz w:val="20"/>
+        </w:rPr>
+        <w:t xml:space="preserve">ACTIVE</w:t>
+      </w:r>
+      <w:r>
+        <w:rPr>
+          <w:rFonts w:ascii="맑은 고딕" w:hAnsi="맑은 고딕" w:eastAsia="맑은 고딕"/>
+          <w:b w:val="0"/>
+          <w:sz w:val="20"/>
+        </w:rPr>
+        <w:t xml:space="preserve"> 인 SRL 이 몇 개여야 하는지 밝히고, 그보다 많거나 적을 때의 해석을 각각 서술할 것</w:t>
       </w:r>
     </w:p>
     <w:p>
@@ -2480,7 +4016,31 @@
           <w:b w:val="0"/>
           <w:sz w:val="20"/>
         </w:rPr>
-        <w:t>- **`V$STANDBY_LOG` 를 Primary 에서 조회하면 오류가 나는지** 확인하고, 그 사실이 감시 스크립트에 주는 함의를 서술할 것</w:t>
+        <w:t xml:space="preserve">- </w:t>
+      </w:r>
+      <w:r>
+        <w:rPr>
+          <w:rFonts w:ascii="Consolas" w:hAnsi="Consolas" w:eastAsia="맑은 고딕"/>
+          <w:b w:val="0"/>
+          <w:sz w:val="20"/>
+        </w:rPr>
+        <w:t xml:space="preserve">V$STANDBY_LOG</w:t>
+      </w:r>
+      <w:r>
+        <w:rPr>
+          <w:rFonts w:ascii="맑은 고딕" w:hAnsi="맑은 고딕" w:eastAsia="맑은 고딕"/>
+          <w:b w:val="0"/>
+          <w:sz w:val="20"/>
+        </w:rPr>
+        <w:t xml:space="preserve"> 를 Primary 에서 조회하면 오류가 나는지</w:t>
+      </w:r>
+      <w:r>
+        <w:rPr>
+          <w:rFonts w:ascii="맑은 고딕" w:hAnsi="맑은 고딕" w:eastAsia="맑은 고딕"/>
+          <w:b w:val="0"/>
+          <w:sz w:val="20"/>
+        </w:rPr>
+        <w:t xml:space="preserve"> 확인하고, 그 사실이 감시 스크립트에 주는 함의를 서술할 것</w:t>
       </w:r>
     </w:p>
     <w:p>
@@ -2507,7 +4067,39 @@
           <w:b w:val="0"/>
           <w:sz w:val="20"/>
         </w:rPr>
-        <w:t>- `V$ARCHIVE_DEST` 와 `V$ARCHIVE_DEST_STATUS` 의 관점 차이를 정리할 것. 두 뷰를 구별하는 열을 각각 하나씩 지목할 것</w:t>
+        <w:t xml:space="preserve">- </w:t>
+      </w:r>
+      <w:r>
+        <w:rPr>
+          <w:rFonts w:ascii="Consolas" w:hAnsi="Consolas" w:eastAsia="맑은 고딕"/>
+          <w:b w:val="0"/>
+          <w:sz w:val="20"/>
+        </w:rPr>
+        <w:t xml:space="preserve">V$ARCHIVE_DEST</w:t>
+      </w:r>
+      <w:r>
+        <w:rPr>
+          <w:rFonts w:ascii="맑은 고딕" w:hAnsi="맑은 고딕" w:eastAsia="맑은 고딕"/>
+          <w:b w:val="0"/>
+          <w:sz w:val="20"/>
+        </w:rPr>
+        <w:t xml:space="preserve"> 와 </w:t>
+      </w:r>
+      <w:r>
+        <w:rPr>
+          <w:rFonts w:ascii="Consolas" w:hAnsi="Consolas" w:eastAsia="맑은 고딕"/>
+          <w:b w:val="0"/>
+          <w:sz w:val="20"/>
+        </w:rPr>
+        <w:t xml:space="preserve">V$ARCHIVE_DEST_STATUS</w:t>
+      </w:r>
+      <w:r>
+        <w:rPr>
+          <w:rFonts w:ascii="맑은 고딕" w:hAnsi="맑은 고딕" w:eastAsia="맑은 고딕"/>
+          <w:b w:val="0"/>
+          <w:sz w:val="20"/>
+        </w:rPr>
+        <w:t xml:space="preserve"> 의 관점 차이를 정리할 것. 두 뷰를 구별하는 열을 각각 하나씩 지목할 것</w:t>
       </w:r>
     </w:p>
     <w:p>
@@ -2521,7 +4113,71 @@
           <w:b w:val="0"/>
           <w:sz w:val="20"/>
         </w:rPr>
-        <w:t>- `VALID_TYPE`·`VALID_ROLE`·`VALID_NOW` 를 조회할 것. `VALID_FOR` 하나가 어떻게 나뉘는지 보일 것</w:t>
+        <w:t xml:space="preserve">- </w:t>
+      </w:r>
+      <w:r>
+        <w:rPr>
+          <w:rFonts w:ascii="Consolas" w:hAnsi="Consolas" w:eastAsia="맑은 고딕"/>
+          <w:b w:val="0"/>
+          <w:sz w:val="20"/>
+        </w:rPr>
+        <w:t xml:space="preserve">VALID_TYPE</w:t>
+      </w:r>
+      <w:r>
+        <w:rPr>
+          <w:rFonts w:ascii="맑은 고딕" w:hAnsi="맑은 고딕" w:eastAsia="맑은 고딕"/>
+          <w:b w:val="0"/>
+          <w:sz w:val="20"/>
+        </w:rPr>
+        <w:t xml:space="preserve">·</w:t>
+      </w:r>
+      <w:r>
+        <w:rPr>
+          <w:rFonts w:ascii="Consolas" w:hAnsi="Consolas" w:eastAsia="맑은 고딕"/>
+          <w:b w:val="0"/>
+          <w:sz w:val="20"/>
+        </w:rPr>
+        <w:t xml:space="preserve">VALID_ROLE</w:t>
+      </w:r>
+      <w:r>
+        <w:rPr>
+          <w:rFonts w:ascii="맑은 고딕" w:hAnsi="맑은 고딕" w:eastAsia="맑은 고딕"/>
+          <w:b w:val="0"/>
+          <w:sz w:val="20"/>
+        </w:rPr>
+        <w:t xml:space="preserve">·</w:t>
+      </w:r>
+      <w:r>
+        <w:rPr>
+          <w:rFonts w:ascii="Consolas" w:hAnsi="Consolas" w:eastAsia="맑은 고딕"/>
+          <w:b w:val="0"/>
+          <w:sz w:val="20"/>
+        </w:rPr>
+        <w:t xml:space="preserve">VALID_NOW</w:t>
+      </w:r>
+      <w:r>
+        <w:rPr>
+          <w:rFonts w:ascii="맑은 고딕" w:hAnsi="맑은 고딕" w:eastAsia="맑은 고딕"/>
+          <w:b w:val="0"/>
+          <w:sz w:val="20"/>
+        </w:rPr>
+        <w:t xml:space="preserve"> 를 조회할 것. </w:t>
+      </w:r>
+      <w:r>
+        <w:rPr>
+          <w:rFonts w:ascii="Consolas" w:hAnsi="Consolas" w:eastAsia="맑은 고딕"/>
+          <w:b w:val="0"/>
+          <w:sz w:val="20"/>
+        </w:rPr>
+        <w:t xml:space="preserve">VALID_FOR</w:t>
+      </w:r>
+      <w:r>
+        <w:rPr>
+          <w:rFonts w:ascii="맑은 고딕" w:hAnsi="맑은 고딕" w:eastAsia="맑은 고딕"/>
+          <w:b w:val="0"/>
+          <w:sz w:val="20"/>
+        </w:rPr>
+        <w:t xml:space="preserve"> 하나가 어떻게 나뉘는지 보일 것</w:t>
       </w:r>
     </w:p>
     <w:p>
@@ -2535,7 +4191,47 @@
           <w:b w:val="0"/>
           <w:sz w:val="20"/>
         </w:rPr>
-        <w:t>- `VALID_NOW` 값을 전체 목적지에 대해 집계할 것. **`UNKNOWN` 이 많이 나오는 이유**를 밝히고, 그 값을 볼 때 먼저 확인할 것을 제시할 것</w:t>
+        <w:t xml:space="preserve">- </w:t>
+      </w:r>
+      <w:r>
+        <w:rPr>
+          <w:rFonts w:ascii="Consolas" w:hAnsi="Consolas" w:eastAsia="맑은 고딕"/>
+          <w:b w:val="0"/>
+          <w:sz w:val="20"/>
+        </w:rPr>
+        <w:t xml:space="preserve">VALID_NOW</w:t>
+      </w:r>
+      <w:r>
+        <w:rPr>
+          <w:rFonts w:ascii="맑은 고딕" w:hAnsi="맑은 고딕" w:eastAsia="맑은 고딕"/>
+          <w:b w:val="0"/>
+          <w:sz w:val="20"/>
+        </w:rPr>
+        <w:t xml:space="preserve"> 값을 전체 목적지에 대해 집계할 것. </w:t>
+      </w:r>
+      <w:r>
+        <w:rPr>
+          <w:rFonts w:ascii="Consolas" w:hAnsi="Consolas" w:eastAsia="맑은 고딕"/>
+          <w:b w:val="0"/>
+          <w:sz w:val="20"/>
+        </w:rPr>
+        <w:t xml:space="preserve">UNKNOWN</w:t>
+      </w:r>
+      <w:r>
+        <w:rPr>
+          <w:rFonts w:ascii="맑은 고딕" w:hAnsi="맑은 고딕" w:eastAsia="맑은 고딕"/>
+          <w:b w:val="0"/>
+          <w:sz w:val="20"/>
+        </w:rPr>
+        <w:t xml:space="preserve"> 이 많이 나오는 이유</w:t>
+      </w:r>
+      <w:r>
+        <w:rPr>
+          <w:rFonts w:ascii="맑은 고딕" w:hAnsi="맑은 고딕" w:eastAsia="맑은 고딕"/>
+          <w:b w:val="0"/>
+          <w:sz w:val="20"/>
+        </w:rPr>
+        <w:t xml:space="preserve">를 밝히고, 그 값을 볼 때 먼저 확인할 것을 제시할 것</w:t>
       </w:r>
     </w:p>
     <w:p>
@@ -2549,7 +4245,39 @@
           <w:b w:val="0"/>
           <w:sz w:val="20"/>
         </w:rPr>
-        <w:t>- 로컬 목적지의 `TRANSMIT_MODE` 와 `RECOVERY_MODE` 를 각각 해석할 것. 보호 모드와 무관한 이유도 밝힐 것</w:t>
+        <w:t xml:space="preserve">- 로컬 목적지의 </w:t>
+      </w:r>
+      <w:r>
+        <w:rPr>
+          <w:rFonts w:ascii="Consolas" w:hAnsi="Consolas" w:eastAsia="맑은 고딕"/>
+          <w:b w:val="0"/>
+          <w:sz w:val="20"/>
+        </w:rPr>
+        <w:t xml:space="preserve">TRANSMIT_MODE</w:t>
+      </w:r>
+      <w:r>
+        <w:rPr>
+          <w:rFonts w:ascii="맑은 고딕" w:hAnsi="맑은 고딕" w:eastAsia="맑은 고딕"/>
+          <w:b w:val="0"/>
+          <w:sz w:val="20"/>
+        </w:rPr>
+        <w:t xml:space="preserve"> 와 </w:t>
+      </w:r>
+      <w:r>
+        <w:rPr>
+          <w:rFonts w:ascii="Consolas" w:hAnsi="Consolas" w:eastAsia="맑은 고딕"/>
+          <w:b w:val="0"/>
+          <w:sz w:val="20"/>
+        </w:rPr>
+        <w:t xml:space="preserve">RECOVERY_MODE</w:t>
+      </w:r>
+      <w:r>
+        <w:rPr>
+          <w:rFonts w:ascii="맑은 고딕" w:hAnsi="맑은 고딕" w:eastAsia="맑은 고딕"/>
+          <w:b w:val="0"/>
+          <w:sz w:val="20"/>
+        </w:rPr>
+        <w:t xml:space="preserve"> 를 각각 해석할 것. 보호 모드와 무관한 이유도 밝힐 것</w:t>
       </w:r>
     </w:p>
     <w:p>
@@ -2563,7 +4291,55 @@
           <w:b w:val="0"/>
           <w:sz w:val="20"/>
         </w:rPr>
-        <w:t>- `V$ARCHIVED_LOG` 의 `APPLIED` 열을 조회할 것. **같은 시퀀스가 두 줄씩 나오는 이유**와 필수 조건을 밝힐 것</w:t>
+        <w:t xml:space="preserve">- </w:t>
+      </w:r>
+      <w:r>
+        <w:rPr>
+          <w:rFonts w:ascii="Consolas" w:hAnsi="Consolas" w:eastAsia="맑은 고딕"/>
+          <w:b w:val="0"/>
+          <w:sz w:val="20"/>
+        </w:rPr>
+        <w:t xml:space="preserve">V$ARCHIVED_LOG</w:t>
+      </w:r>
+      <w:r>
+        <w:rPr>
+          <w:rFonts w:ascii="맑은 고딕" w:hAnsi="맑은 고딕" w:eastAsia="맑은 고딕"/>
+          <w:b w:val="0"/>
+          <w:sz w:val="20"/>
+        </w:rPr>
+        <w:t xml:space="preserve"> 의 </w:t>
+      </w:r>
+      <w:r>
+        <w:rPr>
+          <w:rFonts w:ascii="Consolas" w:hAnsi="Consolas" w:eastAsia="맑은 고딕"/>
+          <w:b w:val="0"/>
+          <w:sz w:val="20"/>
+        </w:rPr>
+        <w:t xml:space="preserve">APPLIED</w:t>
+      </w:r>
+      <w:r>
+        <w:rPr>
+          <w:rFonts w:ascii="맑은 고딕" w:hAnsi="맑은 고딕" w:eastAsia="맑은 고딕"/>
+          <w:b w:val="0"/>
+          <w:sz w:val="20"/>
+        </w:rPr>
+        <w:t xml:space="preserve"> 열을 조회할 것. </w:t>
+      </w:r>
+      <w:r>
+        <w:rPr>
+          <w:rFonts w:ascii="맑은 고딕" w:hAnsi="맑은 고딕" w:eastAsia="맑은 고딕"/>
+          <w:b w:val="0"/>
+          <w:sz w:val="20"/>
+        </w:rPr>
+        <w:t xml:space="preserve">같은 시퀀스가 두 줄씩 나오는 이유</w:t>
+      </w:r>
+      <w:r>
+        <w:rPr>
+          <w:rFonts w:ascii="맑은 고딕" w:hAnsi="맑은 고딕" w:eastAsia="맑은 고딕"/>
+          <w:b w:val="0"/>
+          <w:sz w:val="20"/>
+        </w:rPr>
+        <w:t xml:space="preserve">와 필수 조건을 밝힐 것</w:t>
       </w:r>
     </w:p>
     <w:p>
@@ -2577,7 +4353,23 @@
           <w:b w:val="0"/>
           <w:sz w:val="20"/>
         </w:rPr>
-        <w:t>- Standby 의 `APPLIED_SEQ#` 가 0인 것을 확인하고 그것이 정상인 이유를 서술할 것</w:t>
+        <w:t xml:space="preserve">- Standby 의 </w:t>
+      </w:r>
+      <w:r>
+        <w:rPr>
+          <w:rFonts w:ascii="Consolas" w:hAnsi="Consolas" w:eastAsia="맑은 고딕"/>
+          <w:b w:val="0"/>
+          <w:sz w:val="20"/>
+        </w:rPr>
+        <w:t xml:space="preserve">APPLIED_SEQ#</w:t>
+      </w:r>
+      <w:r>
+        <w:rPr>
+          <w:rFonts w:ascii="맑은 고딕" w:hAnsi="맑은 고딕" w:eastAsia="맑은 고딕"/>
+          <w:b w:val="0"/>
+          <w:sz w:val="20"/>
+        </w:rPr>
+        <w:t xml:space="preserve"> 가 0인 것을 확인하고 그것이 정상인 이유를 서술할 것</w:t>
       </w:r>
     </w:p>
     <w:p>
@@ -2632,7 +4424,47 @@
           <w:b w:val="0"/>
           <w:sz w:val="20"/>
         </w:rPr>
-        <w:t>- Primary 의 `V$ARCHIVE_DEST` 에서 세 열의 변화를 기록할 것. **`ERROR` 열의 오류 번호**를 기록할 것</w:t>
+        <w:t xml:space="preserve">- Primary 의 </w:t>
+      </w:r>
+      <w:r>
+        <w:rPr>
+          <w:rFonts w:ascii="Consolas" w:hAnsi="Consolas" w:eastAsia="맑은 고딕"/>
+          <w:b w:val="0"/>
+          <w:sz w:val="20"/>
+        </w:rPr>
+        <w:t xml:space="preserve">V$ARCHIVE_DEST</w:t>
+      </w:r>
+      <w:r>
+        <w:rPr>
+          <w:rFonts w:ascii="맑은 고딕" w:hAnsi="맑은 고딕" w:eastAsia="맑은 고딕"/>
+          <w:b w:val="0"/>
+          <w:sz w:val="20"/>
+        </w:rPr>
+        <w:t xml:space="preserve"> 에서 세 열의 변화를 기록할 것. </w:t>
+      </w:r>
+      <w:r>
+        <w:rPr>
+          <w:rFonts w:ascii="Consolas" w:hAnsi="Consolas" w:eastAsia="맑은 고딕"/>
+          <w:b w:val="0"/>
+          <w:sz w:val="20"/>
+        </w:rPr>
+        <w:t xml:space="preserve">ERROR</w:t>
+      </w:r>
+      <w:r>
+        <w:rPr>
+          <w:rFonts w:ascii="맑은 고딕" w:hAnsi="맑은 고딕" w:eastAsia="맑은 고딕"/>
+          <w:b w:val="0"/>
+          <w:sz w:val="20"/>
+        </w:rPr>
+        <w:t xml:space="preserve"> 열의 오류 번호</w:t>
+      </w:r>
+      <w:r>
+        <w:rPr>
+          <w:rFonts w:ascii="맑은 고딕" w:hAnsi="맑은 고딕" w:eastAsia="맑은 고딕"/>
+          <w:b w:val="0"/>
+          <w:sz w:val="20"/>
+        </w:rPr>
+        <w:t xml:space="preserve">를 기록할 것</w:t>
       </w:r>
     </w:p>
     <w:p>
@@ -2646,7 +4478,39 @@
           <w:b w:val="0"/>
           <w:sz w:val="20"/>
         </w:rPr>
-        <w:t>- 같은 시점의 `LOG_ARCHIVE_DEST_STATE_2` 값을 확인할 것. **Broker 로 껐을 때(7번)와 무엇이 다른지** 표로 구분할 것</w:t>
+        <w:t xml:space="preserve">- 같은 시점의 </w:t>
+      </w:r>
+      <w:r>
+        <w:rPr>
+          <w:rFonts w:ascii="Consolas" w:hAnsi="Consolas" w:eastAsia="맑은 고딕"/>
+          <w:b w:val="0"/>
+          <w:sz w:val="20"/>
+        </w:rPr>
+        <w:t xml:space="preserve">LOG_ARCHIVE_DEST_STATE_2</w:t>
+      </w:r>
+      <w:r>
+        <w:rPr>
+          <w:rFonts w:ascii="맑은 고딕" w:hAnsi="맑은 고딕" w:eastAsia="맑은 고딕"/>
+          <w:b w:val="0"/>
+          <w:sz w:val="20"/>
+        </w:rPr>
+        <w:t xml:space="preserve"> 값을 확인할 것. </w:t>
+      </w:r>
+      <w:r>
+        <w:rPr>
+          <w:rFonts w:ascii="맑은 고딕" w:hAnsi="맑은 고딕" w:eastAsia="맑은 고딕"/>
+          <w:b w:val="0"/>
+          <w:sz w:val="20"/>
+        </w:rPr>
+        <w:t xml:space="preserve">Broker 로 껐을 때(7번)와 무엇이 다른지</w:t>
+      </w:r>
+      <w:r>
+        <w:rPr>
+          <w:rFonts w:ascii="맑은 고딕" w:hAnsi="맑은 고딕" w:eastAsia="맑은 고딕"/>
+          <w:b w:val="0"/>
+          <w:sz w:val="20"/>
+        </w:rPr>
+        <w:t xml:space="preserve"> 표로 구분할 것</w:t>
       </w:r>
     </w:p>
     <w:p>
@@ -2660,7 +4524,39 @@
           <w:b w:val="0"/>
           <w:sz w:val="20"/>
         </w:rPr>
-        <w:t>- `V$DATAGUARD_STATUS` 를 조회할 것. `SEVERITY` 가 아니라 무엇으로 걸러야 하는지 밝히고, 조치를 알려 주는 행을 인용할 것</w:t>
+        <w:t xml:space="preserve">- </w:t>
+      </w:r>
+      <w:r>
+        <w:rPr>
+          <w:rFonts w:ascii="Consolas" w:hAnsi="Consolas" w:eastAsia="맑은 고딕"/>
+          <w:b w:val="0"/>
+          <w:sz w:val="20"/>
+        </w:rPr>
+        <w:t xml:space="preserve">V$DATAGUARD_STATUS</w:t>
+      </w:r>
+      <w:r>
+        <w:rPr>
+          <w:rFonts w:ascii="맑은 고딕" w:hAnsi="맑은 고딕" w:eastAsia="맑은 고딕"/>
+          <w:b w:val="0"/>
+          <w:sz w:val="20"/>
+        </w:rPr>
+        <w:t xml:space="preserve"> 를 조회할 것. </w:t>
+      </w:r>
+      <w:r>
+        <w:rPr>
+          <w:rFonts w:ascii="Consolas" w:hAnsi="Consolas" w:eastAsia="맑은 고딕"/>
+          <w:b w:val="0"/>
+          <w:sz w:val="20"/>
+        </w:rPr>
+        <w:t xml:space="preserve">SEVERITY</w:t>
+      </w:r>
+      <w:r>
+        <w:rPr>
+          <w:rFonts w:ascii="맑은 고딕" w:hAnsi="맑은 고딕" w:eastAsia="맑은 고딕"/>
+          <w:b w:val="0"/>
+          <w:sz w:val="20"/>
+        </w:rPr>
+        <w:t xml:space="preserve"> 가 아니라 무엇으로 걸러야 하는지 밝히고, 조치를 알려 주는 행을 인용할 것</w:t>
       </w:r>
     </w:p>
     <w:p>
@@ -2674,7 +4570,23 @@
           <w:b w:val="0"/>
           <w:sz w:val="20"/>
         </w:rPr>
-        <w:t>- Primary 알림 로그에서 같은 사건을 찾을 것. **뷰에 없는 정보** 세 가지를 지목할 것</w:t>
+        <w:t xml:space="preserve">- Primary 알림 로그에서 같은 사건을 찾을 것. </w:t>
+      </w:r>
+      <w:r>
+        <w:rPr>
+          <w:rFonts w:ascii="맑은 고딕" w:hAnsi="맑은 고딕" w:eastAsia="맑은 고딕"/>
+          <w:b w:val="0"/>
+          <w:sz w:val="20"/>
+        </w:rPr>
+        <w:t xml:space="preserve">뷰에 없는 정보</w:t>
+      </w:r>
+      <w:r>
+        <w:rPr>
+          <w:rFonts w:ascii="맑은 고딕" w:hAnsi="맑은 고딕" w:eastAsia="맑은 고딕"/>
+          <w:b w:val="0"/>
+          <w:sz w:val="20"/>
+        </w:rPr>
+        <w:t xml:space="preserve"> 세 가지를 지목할 것</w:t>
       </w:r>
     </w:p>
     <w:p>
@@ -2688,7 +4600,55 @@
           <w:b w:val="0"/>
           <w:sz w:val="20"/>
         </w:rPr>
-        <w:t>- Standby 쪽에서 보이는 것을 조회할 것. `MRP0` 과 `RFS` 의 변화를 기록하고 **두 지연이 얼마인지** 함께 기록할 것</w:t>
+        <w:t xml:space="preserve">- Standby 쪽에서 보이는 것을 조회할 것. </w:t>
+      </w:r>
+      <w:r>
+        <w:rPr>
+          <w:rFonts w:ascii="Consolas" w:hAnsi="Consolas" w:eastAsia="맑은 고딕"/>
+          <w:b w:val="0"/>
+          <w:sz w:val="20"/>
+        </w:rPr>
+        <w:t xml:space="preserve">MRP0</w:t>
+      </w:r>
+      <w:r>
+        <w:rPr>
+          <w:rFonts w:ascii="맑은 고딕" w:hAnsi="맑은 고딕" w:eastAsia="맑은 고딕"/>
+          <w:b w:val="0"/>
+          <w:sz w:val="20"/>
+        </w:rPr>
+        <w:t xml:space="preserve"> 과 </w:t>
+      </w:r>
+      <w:r>
+        <w:rPr>
+          <w:rFonts w:ascii="Consolas" w:hAnsi="Consolas" w:eastAsia="맑은 고딕"/>
+          <w:b w:val="0"/>
+          <w:sz w:val="20"/>
+        </w:rPr>
+        <w:t xml:space="preserve">RFS</w:t>
+      </w:r>
+      <w:r>
+        <w:rPr>
+          <w:rFonts w:ascii="맑은 고딕" w:hAnsi="맑은 고딕" w:eastAsia="맑은 고딕"/>
+          <w:b w:val="0"/>
+          <w:sz w:val="20"/>
+        </w:rPr>
+        <w:t xml:space="preserve"> 의 변화를 기록하고 </w:t>
+      </w:r>
+      <w:r>
+        <w:rPr>
+          <w:rFonts w:ascii="맑은 고딕" w:hAnsi="맑은 고딕" w:eastAsia="맑은 고딕"/>
+          <w:b w:val="0"/>
+          <w:sz w:val="20"/>
+        </w:rPr>
+        <w:t xml:space="preserve">두 지연이 얼마인지</w:t>
+      </w:r>
+      <w:r>
+        <w:rPr>
+          <w:rFonts w:ascii="맑은 고딕" w:hAnsi="맑은 고딕" w:eastAsia="맑은 고딕"/>
+          <w:b w:val="0"/>
+          <w:sz w:val="20"/>
+        </w:rPr>
+        <w:t xml:space="preserve"> 함께 기록할 것</w:t>
       </w:r>
     </w:p>
     <w:p>
@@ -2716,7 +4676,31 @@
           <w:b w:val="0"/>
           <w:sz w:val="20"/>
         </w:rPr>
-        <w:t>- 원복 확인 — 목적지 `VALID`, 두 지연 0, Broker `SUCCESS`</w:t>
+        <w:t xml:space="preserve">- 원복 확인 — 목적지 </w:t>
+      </w:r>
+      <w:r>
+        <w:rPr>
+          <w:rFonts w:ascii="Consolas" w:hAnsi="Consolas" w:eastAsia="맑은 고딕"/>
+          <w:b w:val="0"/>
+          <w:sz w:val="20"/>
+        </w:rPr>
+        <w:t xml:space="preserve">VALID</w:t>
+      </w:r>
+      <w:r>
+        <w:rPr>
+          <w:rFonts w:ascii="맑은 고딕" w:hAnsi="맑은 고딕" w:eastAsia="맑은 고딕"/>
+          <w:b w:val="0"/>
+          <w:sz w:val="20"/>
+        </w:rPr>
+        <w:t xml:space="preserve">, 두 지연 0, Broker </w:t>
+      </w:r>
+      <w:r>
+        <w:rPr>
+          <w:rFonts w:ascii="Consolas" w:hAnsi="Consolas" w:eastAsia="맑은 고딕"/>
+          <w:b w:val="0"/>
+          <w:sz w:val="20"/>
+        </w:rPr>
+        <w:t xml:space="preserve">SUCCESS</w:t>
       </w:r>
     </w:p>
     <w:tbl>
@@ -2779,7 +4763,23 @@
           <w:b w:val="0"/>
           <w:sz w:val="20"/>
         </w:rPr>
-        <w:t>마지막 절은 이 시험 전체를 하나의 감시 체계로 묶는다. 그리고 **역할이 바뀌면 그 체계가 어떻게 달라지는지**까지 확인한다.</w:t>
+        <w:t xml:space="preserve">마지막 절은 이 시험 전체를 하나의 감시 체계로 묶는다. 그리고 </w:t>
+      </w:r>
+      <w:r>
+        <w:rPr>
+          <w:rFonts w:ascii="맑은 고딕" w:hAnsi="맑은 고딕" w:eastAsia="맑은 고딕"/>
+          <w:b w:val="0"/>
+          <w:sz w:val="20"/>
+        </w:rPr>
+        <w:t xml:space="preserve">역할이 바뀌면 그 체계가 어떻게 달라지는지</w:t>
+      </w:r>
+      <w:r>
+        <w:rPr>
+          <w:rFonts w:ascii="맑은 고딕" w:hAnsi="맑은 고딕" w:eastAsia="맑은 고딕"/>
+          <w:b w:val="0"/>
+          <w:sz w:val="20"/>
+        </w:rPr>
+        <w:t xml:space="preserve">까지 확인한다.</w:t>
       </w:r>
     </w:p>
     <w:p>
@@ -2806,7 +4806,23 @@
           <w:b w:val="0"/>
           <w:sz w:val="20"/>
         </w:rPr>
-        <w:t>- 추적을 제어하는 파라미터의 기본값을 확인할 것. **값이 무엇을 의미하는 형식인지** 밝힐 것</w:t>
+        <w:t xml:space="preserve">- 추적을 제어하는 파라미터의 기본값을 확인할 것. </w:t>
+      </w:r>
+      <w:r>
+        <w:rPr>
+          <w:rFonts w:ascii="맑은 고딕" w:hAnsi="맑은 고딕" w:eastAsia="맑은 고딕"/>
+          <w:b w:val="0"/>
+          <w:sz w:val="20"/>
+        </w:rPr>
+        <w:t xml:space="preserve">값이 무엇을 의미하는 형식인지</w:t>
+      </w:r>
+      <w:r>
+        <w:rPr>
+          <w:rFonts w:ascii="맑은 고딕" w:hAnsi="맑은 고딕" w:eastAsia="맑은 고딕"/>
+          <w:b w:val="0"/>
+          <w:sz w:val="20"/>
+        </w:rPr>
+        <w:t xml:space="preserve"> 밝힐 것</w:t>
       </w:r>
     </w:p>
     <w:p>
@@ -2834,7 +4850,23 @@
           <w:b w:val="0"/>
           <w:sz w:val="20"/>
         </w:rPr>
-        <w:t>- 트레이스 파일이 어디에 어떤 이름으로 생기는지 확인할 것. **전송 방식에 따라 어느 파일을 봐야 하는지** 구분할 것</w:t>
+        <w:t xml:space="preserve">- 트레이스 파일이 어디에 어떤 이름으로 생기는지 확인할 것. </w:t>
+      </w:r>
+      <w:r>
+        <w:rPr>
+          <w:rFonts w:ascii="맑은 고딕" w:hAnsi="맑은 고딕" w:eastAsia="맑은 고딕"/>
+          <w:b w:val="0"/>
+          <w:sz w:val="20"/>
+        </w:rPr>
+        <w:t xml:space="preserve">전송 방식에 따라 어느 파일을 봐야 하는지</w:t>
+      </w:r>
+      <w:r>
+        <w:rPr>
+          <w:rFonts w:ascii="맑은 고딕" w:hAnsi="맑은 고딕" w:eastAsia="맑은 고딕"/>
+          <w:b w:val="0"/>
+          <w:sz w:val="20"/>
+        </w:rPr>
+        <w:t xml:space="preserve"> 구분할 것</w:t>
       </w:r>
     </w:p>
     <w:p>
@@ -2848,7 +4880,23 @@
           <w:b w:val="0"/>
           <w:sz w:val="20"/>
         </w:rPr>
-        <w:t>- 가장 큰 파일의 내용을 읽고 **정상일 때의 모습**을 세 가지로 정리할 것</w:t>
+        <w:t xml:space="preserve">- 가장 큰 파일의 내용을 읽고 </w:t>
+      </w:r>
+      <w:r>
+        <w:rPr>
+          <w:rFonts w:ascii="맑은 고딕" w:hAnsi="맑은 고딕" w:eastAsia="맑은 고딕"/>
+          <w:b w:val="0"/>
+          <w:sz w:val="20"/>
+        </w:rPr>
+        <w:t xml:space="preserve">정상일 때의 모습</w:t>
+      </w:r>
+      <w:r>
+        <w:rPr>
+          <w:rFonts w:ascii="맑은 고딕" w:hAnsi="맑은 고딕" w:eastAsia="맑은 고딕"/>
+          <w:b w:val="0"/>
+          <w:sz w:val="20"/>
+        </w:rPr>
+        <w:t xml:space="preserve">을 세 가지로 정리할 것</w:t>
       </w:r>
     </w:p>
     <w:p>
@@ -2876,7 +4924,47 @@
           <w:b w:val="0"/>
           <w:sz w:val="20"/>
         </w:rPr>
-        <w:t>- 추적을 끄고 **`V$PARAMETER` 로 0인지 확인**할 것. 이 확인이 필요한 이유를 `SCOPE` 와 연결해 밝힐 것</w:t>
+        <w:t xml:space="preserve">- 추적을 끄고 </w:t>
+      </w:r>
+      <w:r>
+        <w:rPr>
+          <w:rFonts w:ascii="Consolas" w:hAnsi="Consolas" w:eastAsia="맑은 고딕"/>
+          <w:b w:val="0"/>
+          <w:sz w:val="20"/>
+        </w:rPr>
+        <w:t xml:space="preserve">V$PARAMETER</w:t>
+      </w:r>
+      <w:r>
+        <w:rPr>
+          <w:rFonts w:ascii="맑은 고딕" w:hAnsi="맑은 고딕" w:eastAsia="맑은 고딕"/>
+          <w:b w:val="0"/>
+          <w:sz w:val="20"/>
+        </w:rPr>
+        <w:t xml:space="preserve"> 로 0인지 확인</w:t>
+      </w:r>
+      <w:r>
+        <w:rPr>
+          <w:rFonts w:ascii="맑은 고딕" w:hAnsi="맑은 고딕" w:eastAsia="맑은 고딕"/>
+          <w:b w:val="0"/>
+          <w:sz w:val="20"/>
+        </w:rPr>
+        <w:t xml:space="preserve">할 것. 이 확인이 필요한 이유를 </w:t>
+      </w:r>
+      <w:r>
+        <w:rPr>
+          <w:rFonts w:ascii="Consolas" w:hAnsi="Consolas" w:eastAsia="맑은 고딕"/>
+          <w:b w:val="0"/>
+          <w:sz w:val="20"/>
+        </w:rPr>
+        <w:t xml:space="preserve">SCOPE</w:t>
+      </w:r>
+      <w:r>
+        <w:rPr>
+          <w:rFonts w:ascii="맑은 고딕" w:hAnsi="맑은 고딕" w:eastAsia="맑은 고딕"/>
+          <w:b w:val="0"/>
+          <w:sz w:val="20"/>
+        </w:rPr>
+        <w:t xml:space="preserve"> 와 연결해 밝힐 것</w:t>
       </w:r>
     </w:p>
     <w:p>
@@ -2959,7 +5047,23 @@
           <w:b w:val="0"/>
           <w:sz w:val="20"/>
         </w:rPr>
-        <w:t>- **주 지표와 보조 지표**를 구분하고, 지연이 어느 쪽인지 12번의 결과를 근거로 판정할 것</w:t>
+        <w:t xml:space="preserve">- </w:t>
+      </w:r>
+      <w:r>
+        <w:rPr>
+          <w:rFonts w:ascii="맑은 고딕" w:hAnsi="맑은 고딕" w:eastAsia="맑은 고딕"/>
+          <w:b w:val="0"/>
+          <w:sz w:val="20"/>
+        </w:rPr>
+        <w:t xml:space="preserve">주 지표와 보조 지표</w:t>
+      </w:r>
+      <w:r>
+        <w:rPr>
+          <w:rFonts w:ascii="맑은 고딕" w:hAnsi="맑은 고딕" w:eastAsia="맑은 고딕"/>
+          <w:b w:val="0"/>
+          <w:sz w:val="20"/>
+        </w:rPr>
+        <w:t xml:space="preserve">를 구분하고, 지연이 어느 쪽인지 12번의 결과를 근거로 판정할 것</w:t>
       </w:r>
     </w:p>
     <w:p>
@@ -3000,7 +5104,47 @@
           <w:b w:val="0"/>
           <w:sz w:val="20"/>
         </w:rPr>
-        <w:t>- 이 시험에서 **`SHOW CONFIGURATION` 이 `SUCCESS` 인데 실제로는 위험했던 상황**을 하나 들고, 그때 어느 값이 진실을 알려 주었는지 밝힐 것</w:t>
+        <w:t xml:space="preserve">- 이 시험에서 </w:t>
+      </w:r>
+      <w:r>
+        <w:rPr>
+          <w:rFonts w:ascii="Consolas" w:hAnsi="Consolas" w:eastAsia="맑은 고딕"/>
+          <w:b w:val="0"/>
+          <w:sz w:val="20"/>
+        </w:rPr>
+        <w:t xml:space="preserve">SHOW CONFIGURATION</w:t>
+      </w:r>
+      <w:r>
+        <w:rPr>
+          <w:rFonts w:ascii="맑은 고딕" w:hAnsi="맑은 고딕" w:eastAsia="맑은 고딕"/>
+          <w:b w:val="0"/>
+          <w:sz w:val="20"/>
+        </w:rPr>
+        <w:t xml:space="preserve"> 이 </w:t>
+      </w:r>
+      <w:r>
+        <w:rPr>
+          <w:rFonts w:ascii="Consolas" w:hAnsi="Consolas" w:eastAsia="맑은 고딕"/>
+          <w:b w:val="0"/>
+          <w:sz w:val="20"/>
+        </w:rPr>
+        <w:t xml:space="preserve">SUCCESS</w:t>
+      </w:r>
+      <w:r>
+        <w:rPr>
+          <w:rFonts w:ascii="맑은 고딕" w:hAnsi="맑은 고딕" w:eastAsia="맑은 고딕"/>
+          <w:b w:val="0"/>
+          <w:sz w:val="20"/>
+        </w:rPr>
+        <w:t xml:space="preserve"> 인데 실제로는 위험했던 상황</w:t>
+      </w:r>
+      <w:r>
+        <w:rPr>
+          <w:rFonts w:ascii="맑은 고딕" w:hAnsi="맑은 고딕" w:eastAsia="맑은 고딕"/>
+          <w:b w:val="0"/>
+          <w:sz w:val="20"/>
+        </w:rPr>
+        <w:t xml:space="preserve">을 하나 들고, 그때 어느 값이 진실을 알려 주었는지 밝힐 것</w:t>
       </w:r>
     </w:p>
     <w:p>
@@ -3014,7 +5158,47 @@
           <w:b w:val="0"/>
           <w:sz w:val="20"/>
         </w:rPr>
-        <w:t>- **`VALIDATE DATABASE` 가 `Yes` 인데 전환이 안 되는 상황**을 하나 들고 근거를 제시할 것</w:t>
+        <w:t xml:space="preserve">- </w:t>
+      </w:r>
+      <w:r>
+        <w:rPr>
+          <w:rFonts w:ascii="Consolas" w:hAnsi="Consolas" w:eastAsia="맑은 고딕"/>
+          <w:b w:val="0"/>
+          <w:sz w:val="20"/>
+        </w:rPr>
+        <w:t xml:space="preserve">VALIDATE DATABASE</w:t>
+      </w:r>
+      <w:r>
+        <w:rPr>
+          <w:rFonts w:ascii="맑은 고딕" w:hAnsi="맑은 고딕" w:eastAsia="맑은 고딕"/>
+          <w:b w:val="0"/>
+          <w:sz w:val="20"/>
+        </w:rPr>
+        <w:t xml:space="preserve"> 가 </w:t>
+      </w:r>
+      <w:r>
+        <w:rPr>
+          <w:rFonts w:ascii="Consolas" w:hAnsi="Consolas" w:eastAsia="맑은 고딕"/>
+          <w:b w:val="0"/>
+          <w:sz w:val="20"/>
+        </w:rPr>
+        <w:t xml:space="preserve">Yes</w:t>
+      </w:r>
+      <w:r>
+        <w:rPr>
+          <w:rFonts w:ascii="맑은 고딕" w:hAnsi="맑은 고딕" w:eastAsia="맑은 고딕"/>
+          <w:b w:val="0"/>
+          <w:sz w:val="20"/>
+        </w:rPr>
+        <w:t xml:space="preserve"> 인데 전환이 안 되는 상황</w:t>
+      </w:r>
+      <w:r>
+        <w:rPr>
+          <w:rFonts w:ascii="맑은 고딕" w:hAnsi="맑은 고딕" w:eastAsia="맑은 고딕"/>
+          <w:b w:val="0"/>
+          <w:sz w:val="20"/>
+        </w:rPr>
+        <w:t xml:space="preserve">을 하나 들고 근거를 제시할 것</w:t>
       </w:r>
     </w:p>
     <w:p>
@@ -3028,7 +5212,39 @@
           <w:b w:val="0"/>
           <w:sz w:val="20"/>
         </w:rPr>
-        <w:t>- **조치를 마쳤는데 화면이 아직 `ERROR` 인 상황**을 들고 그 이유를 밝힐 것</w:t>
+        <w:t xml:space="preserve">- </w:t>
+      </w:r>
+      <w:r>
+        <w:rPr>
+          <w:rFonts w:ascii="맑은 고딕" w:hAnsi="맑은 고딕" w:eastAsia="맑은 고딕"/>
+          <w:b w:val="0"/>
+          <w:sz w:val="20"/>
+        </w:rPr>
+        <w:t xml:space="preserve">조치를 마쳤는데 화면이 아직 </w:t>
+      </w:r>
+      <w:r>
+        <w:rPr>
+          <w:rFonts w:ascii="Consolas" w:hAnsi="Consolas" w:eastAsia="맑은 고딕"/>
+          <w:b w:val="0"/>
+          <w:sz w:val="20"/>
+        </w:rPr>
+        <w:t xml:space="preserve">ERROR</w:t>
+      </w:r>
+      <w:r>
+        <w:rPr>
+          <w:rFonts w:ascii="맑은 고딕" w:hAnsi="맑은 고딕" w:eastAsia="맑은 고딕"/>
+          <w:b w:val="0"/>
+          <w:sz w:val="20"/>
+        </w:rPr>
+        <w:t xml:space="preserve"> 인 상황</w:t>
+      </w:r>
+      <w:r>
+        <w:rPr>
+          <w:rFonts w:ascii="맑은 고딕" w:hAnsi="맑은 고딕" w:eastAsia="맑은 고딕"/>
+          <w:b w:val="0"/>
+          <w:sz w:val="20"/>
+        </w:rPr>
+        <w:t xml:space="preserve">을 들고 그 이유를 밝힐 것</w:t>
       </w:r>
     </w:p>
     <w:p>
@@ -3042,7 +5258,55 @@
           <w:b w:val="0"/>
           <w:sz w:val="20"/>
         </w:rPr>
-        <w:t>- **`Warning` 인데 봐야 하는 행**과 **`Warning` 인데 정상인 행**을 각각 하나씩 들고, 무엇으로 구분하는지 밝힐 것</w:t>
+        <w:t xml:space="preserve">- </w:t>
+      </w:r>
+      <w:r>
+        <w:rPr>
+          <w:rFonts w:ascii="Consolas" w:hAnsi="Consolas" w:eastAsia="맑은 고딕"/>
+          <w:b w:val="0"/>
+          <w:sz w:val="20"/>
+        </w:rPr>
+        <w:t xml:space="preserve">Warning</w:t>
+      </w:r>
+      <w:r>
+        <w:rPr>
+          <w:rFonts w:ascii="맑은 고딕" w:hAnsi="맑은 고딕" w:eastAsia="맑은 고딕"/>
+          <w:b w:val="0"/>
+          <w:sz w:val="20"/>
+        </w:rPr>
+        <w:t xml:space="preserve"> 인데 봐야 하는 행</w:t>
+      </w:r>
+      <w:r>
+        <w:rPr>
+          <w:rFonts w:ascii="맑은 고딕" w:hAnsi="맑은 고딕" w:eastAsia="맑은 고딕"/>
+          <w:b w:val="0"/>
+          <w:sz w:val="20"/>
+        </w:rPr>
+        <w:t xml:space="preserve">과 </w:t>
+      </w:r>
+      <w:r>
+        <w:rPr>
+          <w:rFonts w:ascii="Consolas" w:hAnsi="Consolas" w:eastAsia="맑은 고딕"/>
+          <w:b w:val="0"/>
+          <w:sz w:val="20"/>
+        </w:rPr>
+        <w:t xml:space="preserve">Warning</w:t>
+      </w:r>
+      <w:r>
+        <w:rPr>
+          <w:rFonts w:ascii="맑은 고딕" w:hAnsi="맑은 고딕" w:eastAsia="맑은 고딕"/>
+          <w:b w:val="0"/>
+          <w:sz w:val="20"/>
+        </w:rPr>
+        <w:t xml:space="preserve"> 인데 정상인 행</w:t>
+      </w:r>
+      <w:r>
+        <w:rPr>
+          <w:rFonts w:ascii="맑은 고딕" w:hAnsi="맑은 고딕" w:eastAsia="맑은 고딕"/>
+          <w:b w:val="0"/>
+          <w:sz w:val="20"/>
+        </w:rPr>
+        <w:t xml:space="preserve">을 각각 하나씩 들고, 무엇으로 구분하는지 밝힐 것</w:t>
       </w:r>
     </w:p>
     <w:p>
@@ -3083,7 +5347,23 @@
           <w:b w:val="0"/>
           <w:sz w:val="20"/>
         </w:rPr>
-        <w:t>- Physical Standby 를 `MOUNTED` 로 내렸을 때 무엇이 달라지는지 정리할 것. 조회 시 나는 오류 번호를 기록할 것</w:t>
+        <w:t xml:space="preserve">- Physical Standby 를 </w:t>
+      </w:r>
+      <w:r>
+        <w:rPr>
+          <w:rFonts w:ascii="Consolas" w:hAnsi="Consolas" w:eastAsia="맑은 고딕"/>
+          <w:b w:val="0"/>
+          <w:sz w:val="20"/>
+        </w:rPr>
+        <w:t xml:space="preserve">MOUNTED</w:t>
+      </w:r>
+      <w:r>
+        <w:rPr>
+          <w:rFonts w:ascii="맑은 고딕" w:hAnsi="맑은 고딕" w:eastAsia="맑은 고딕"/>
+          <w:b w:val="0"/>
+          <w:sz w:val="20"/>
+        </w:rPr>
+        <w:t xml:space="preserve"> 로 내렸을 때 무엇이 달라지는지 정리할 것. 조회 시 나는 오류 번호를 기록할 것</w:t>
       </w:r>
     </w:p>
     <w:p>
@@ -3097,7 +5377,23 @@
           <w:b w:val="0"/>
           <w:sz w:val="20"/>
         </w:rPr>
-        <w:t>- 그 상태에서 **고정 뷰는 조회되는가**를 확인하고, 그 사실이 감시에 주는 의미를 밝힐 것</w:t>
+        <w:t xml:space="preserve">- 그 상태에서 </w:t>
+      </w:r>
+      <w:r>
+        <w:rPr>
+          <w:rFonts w:ascii="맑은 고딕" w:hAnsi="맑은 고딕" w:eastAsia="맑은 고딕"/>
+          <w:b w:val="0"/>
+          <w:sz w:val="20"/>
+        </w:rPr>
+        <w:t xml:space="preserve">고정 뷰는 조회되는가</w:t>
+      </w:r>
+      <w:r>
+        <w:rPr>
+          <w:rFonts w:ascii="맑은 고딕" w:hAnsi="맑은 고딕" w:eastAsia="맑은 고딕"/>
+          <w:b w:val="0"/>
+          <w:sz w:val="20"/>
+        </w:rPr>
+        <w:t xml:space="preserve">를 확인하고, 그 사실이 감시에 주는 의미를 밝힐 것</w:t>
       </w:r>
     </w:p>
     <w:p>
@@ -3111,7 +5407,23 @@
           <w:b w:val="0"/>
           <w:sz w:val="20"/>
         </w:rPr>
-        <w:t>- Primary 에서 `V$DATAGUARD_STATS` 를 조회하면 어떻게 되는지 밝히고, 그때 무엇으로 대신하는지 제시할 것</w:t>
+        <w:t xml:space="preserve">- Primary 에서 </w:t>
+      </w:r>
+      <w:r>
+        <w:rPr>
+          <w:rFonts w:ascii="Consolas" w:hAnsi="Consolas" w:eastAsia="맑은 고딕"/>
+          <w:b w:val="0"/>
+          <w:sz w:val="20"/>
+        </w:rPr>
+        <w:t xml:space="preserve">V$DATAGUARD_STATS</w:t>
+      </w:r>
+      <w:r>
+        <w:rPr>
+          <w:rFonts w:ascii="맑은 고딕" w:hAnsi="맑은 고딕" w:eastAsia="맑은 고딕"/>
+          <w:b w:val="0"/>
+          <w:sz w:val="20"/>
+        </w:rPr>
+        <w:t xml:space="preserve"> 를 조회하면 어떻게 되는지 밝히고, 그때 무엇으로 대신하는지 제시할 것</w:t>
       </w:r>
     </w:p>
     <w:p>
@@ -3125,7 +5437,55 @@
           <w:b w:val="0"/>
           <w:sz w:val="20"/>
         </w:rPr>
-        <w:t>- **Logical Standby 로 역할이 바뀌면** `V$MANAGED_STANDBY` 와 `V$DATAGUARD_STATS` 가 어떻게 되는지 밝히고, 각각의 대체 지표를 제시할 것</w:t>
+        <w:t xml:space="preserve">- </w:t>
+      </w:r>
+      <w:r>
+        <w:rPr>
+          <w:rFonts w:ascii="맑은 고딕" w:hAnsi="맑은 고딕" w:eastAsia="맑은 고딕"/>
+          <w:b w:val="0"/>
+          <w:sz w:val="20"/>
+        </w:rPr>
+        <w:t xml:space="preserve">Logical Standby 로 역할이 바뀌면</w:t>
+      </w:r>
+      <w:r>
+        <w:rPr>
+          <w:rFonts w:ascii="맑은 고딕" w:hAnsi="맑은 고딕" w:eastAsia="맑은 고딕"/>
+          <w:b w:val="0"/>
+          <w:sz w:val="20"/>
+        </w:rPr>
+        <w:t xml:space="preserve"> </w:t>
+      </w:r>
+      <w:r>
+        <w:rPr>
+          <w:rFonts w:ascii="Consolas" w:hAnsi="Consolas" w:eastAsia="맑은 고딕"/>
+          <w:b w:val="0"/>
+          <w:sz w:val="20"/>
+        </w:rPr>
+        <w:t xml:space="preserve">V$MANAGED_STANDBY</w:t>
+      </w:r>
+      <w:r>
+        <w:rPr>
+          <w:rFonts w:ascii="맑은 고딕" w:hAnsi="맑은 고딕" w:eastAsia="맑은 고딕"/>
+          <w:b w:val="0"/>
+          <w:sz w:val="20"/>
+        </w:rPr>
+        <w:t xml:space="preserve"> 와 </w:t>
+      </w:r>
+      <w:r>
+        <w:rPr>
+          <w:rFonts w:ascii="Consolas" w:hAnsi="Consolas" w:eastAsia="맑은 고딕"/>
+          <w:b w:val="0"/>
+          <w:sz w:val="20"/>
+        </w:rPr>
+        <w:t xml:space="preserve">V$DATAGUARD_STATS</w:t>
+      </w:r>
+      <w:r>
+        <w:rPr>
+          <w:rFonts w:ascii="맑은 고딕" w:hAnsi="맑은 고딕" w:eastAsia="맑은 고딕"/>
+          <w:b w:val="0"/>
+          <w:sz w:val="20"/>
+        </w:rPr>
+        <w:t xml:space="preserve"> 가 어떻게 되는지 밝히고, 각각의 대체 지표를 제시할 것</w:t>
       </w:r>
     </w:p>
     <w:p>
@@ -3139,7 +5499,23 @@
           <w:b w:val="0"/>
           <w:sz w:val="20"/>
         </w:rPr>
-        <w:t>- 위를 종합해 **역할별 감시 항목 대응표**를 만들 것 — Physical(개방) / Physical(MOUNTED) / Logical 세 경우</w:t>
+        <w:t xml:space="preserve">- 위를 종합해 </w:t>
+      </w:r>
+      <w:r>
+        <w:rPr>
+          <w:rFonts w:ascii="맑은 고딕" w:hAnsi="맑은 고딕" w:eastAsia="맑은 고딕"/>
+          <w:b w:val="0"/>
+          <w:sz w:val="20"/>
+        </w:rPr>
+        <w:t xml:space="preserve">역할별 감시 항목 대응표</w:t>
+      </w:r>
+      <w:r>
+        <w:rPr>
+          <w:rFonts w:ascii="맑은 고딕" w:hAnsi="맑은 고딕" w:eastAsia="맑은 고딕"/>
+          <w:b w:val="0"/>
+          <w:sz w:val="20"/>
+        </w:rPr>
+        <w:t xml:space="preserve">를 만들 것 — Physical(개방) / Physical(MOUNTED) / Logical 세 경우</w:t>
       </w:r>
     </w:p>
     <w:p>
@@ -3438,7 +5814,15 @@
                 <w:b w:val="0"/>
                 <w:sz w:val="19"/>
               </w:rPr>
-              <w:t>**Broker 활성화 이후 Broker 가 관리하는 파라미터를 SQL 로 바꾸고 되돌리지 않은 경우** Section 2 전체 0점</w:t>
+              <w:t xml:space="preserve">Broker 활성화 이후 Broker 가 관리하는 파라미터를 SQL 로 바꾸고 되돌리지 않은 경우</w:t>
+            </w:r>
+            <w:r>
+              <w:rPr>
+                <w:rFonts w:ascii="맑은 고딕" w:hAnsi="맑은 고딕" w:eastAsia="맑은 고딕"/>
+                <w:b w:val="0"/>
+                <w:sz w:val="19"/>
+              </w:rPr>
+              <w:t xml:space="preserve"> Section 2 전체 0점</w:t>
             </w:r>
           </w:p>
         </w:tc>
@@ -3475,7 +5859,39 @@
                 <w:b w:val="0"/>
                 <w:sz w:val="19"/>
               </w:rPr>
-              <w:t>역할 전환(`SWITCHOVER`·`FAILOVER`)을 수행한 경우 시험 전체 0점 (이 시험의 범위가 아니다)</w:t>
+              <w:t xml:space="preserve">역할 전환(</w:t>
+            </w:r>
+            <w:r>
+              <w:rPr>
+                <w:rFonts w:ascii="Consolas" w:hAnsi="Consolas" w:eastAsia="맑은 고딕"/>
+                <w:b w:val="0"/>
+                <w:sz w:val="19"/>
+              </w:rPr>
+              <w:t xml:space="preserve">SWITCHOVER</w:t>
+            </w:r>
+            <w:r>
+              <w:rPr>
+                <w:rFonts w:ascii="맑은 고딕" w:hAnsi="맑은 고딕" w:eastAsia="맑은 고딕"/>
+                <w:b w:val="0"/>
+                <w:sz w:val="19"/>
+              </w:rPr>
+              <w:t xml:space="preserve">·</w:t>
+            </w:r>
+            <w:r>
+              <w:rPr>
+                <w:rFonts w:ascii="Consolas" w:hAnsi="Consolas" w:eastAsia="맑은 고딕"/>
+                <w:b w:val="0"/>
+                <w:sz w:val="19"/>
+              </w:rPr>
+              <w:t xml:space="preserve">FAILOVER</w:t>
+            </w:r>
+            <w:r>
+              <w:rPr>
+                <w:rFonts w:ascii="맑은 고딕" w:hAnsi="맑은 고딕" w:eastAsia="맑은 고딕"/>
+                <w:b w:val="0"/>
+                <w:sz w:val="19"/>
+              </w:rPr>
+              <w:t xml:space="preserve">)을 수행한 경우 시험 전체 0점 (이 시험의 범위가 아니다)</w:t>
             </w:r>
           </w:p>
         </w:tc>
@@ -3512,7 +5928,23 @@
                 <w:b w:val="0"/>
                 <w:sz w:val="19"/>
               </w:rPr>
-              <w:t>13번의 추적을 끄지 않아 `LOG_ARCHIVE_TRACE` 가 0이 아닌 채로 종료한 경우 Section 5 전체 0점</w:t>
+              <w:t xml:space="preserve">13번의 추적을 끄지 않아 </w:t>
+            </w:r>
+            <w:r>
+              <w:rPr>
+                <w:rFonts w:ascii="Consolas" w:hAnsi="Consolas" w:eastAsia="맑은 고딕"/>
+                <w:b w:val="0"/>
+                <w:sz w:val="19"/>
+              </w:rPr>
+              <w:t xml:space="preserve">LOG_ARCHIVE_TRACE</w:t>
+            </w:r>
+            <w:r>
+              <w:rPr>
+                <w:rFonts w:ascii="맑은 고딕" w:hAnsi="맑은 고딕" w:eastAsia="맑은 고딕"/>
+                <w:b w:val="0"/>
+                <w:sz w:val="19"/>
+              </w:rPr>
+              <w:t xml:space="preserve"> 가 0이 아닌 채로 종료한 경우 Section 5 전체 0점</w:t>
             </w:r>
           </w:p>
         </w:tc>
@@ -3596,6 +6028,8 @@
     </w:tbl>
     <w:p/>
     <w:sectPr>
+      <w:headerReference w:type="default" r:id="rId9"/>
+      <w:footerReference w:type="default" r:id="rId10"/>
       <w:pgSz w:w="12240" w:h="15840"/>
       <w:pgMar w:top="1440" w:right="1584" w:bottom="1440" w:left="1584" w:header="720" w:footer="720" w:gutter="0"/>
       <w:cols w:space="720"/>
@@ -3603,6 +6037,26 @@
     </w:sectPr>
   </w:body>
 </w:document>
+</file>
+
+<file path=word/footer1.xml><?xml version="1.0" encoding="utf-8"?>
+<w:ftr xmlns:m="http://schemas.openxmlformats.org/officeDocument/2006/math" xmlns:mc="http://schemas.openxmlformats.org/markup-compatibility/2006" xmlns:mo="http://schemas.microsoft.com/office/mac/office/2008/main" xmlns:mv="urn:schemas-microsoft-com:mac:vml" xmlns:o="urn:schemas-microsoft-com:office:office" xmlns:r="http://schemas.openxmlformats.org/officeDocument/2006/relationships" xmlns:v="urn:schemas-microsoft-com:vml" xmlns:w10="urn:schemas-microsoft-com:office:word" xmlns:w14="http://schemas.microsoft.com/office/word/2010/wordml" xmlns:w="http://schemas.openxmlformats.org/wordprocessingml/2006/main" xmlns:wne="http://schemas.microsoft.com/office/word/2006/wordml" xmlns:wp14="http://schemas.microsoft.com/office/word/2010/wordprocessingDrawing" xmlns:wp="http://schemas.openxmlformats.org/drawingml/2006/wordprocessingDrawing" xmlns:wpc="http://schemas.microsoft.com/office/word/2010/wordprocessingCanvas" xmlns:wpg="http://schemas.microsoft.com/office/word/2010/wordprocessingGroup" xmlns:wpi="http://schemas.microsoft.com/office/word/2010/wordprocessingInk" xmlns:wps="http://schemas.microsoft.com/office/word/2010/wordprocessingShape" mc:Ignorable="w14 wp14">
+  <w:p>
+    <w:pPr>
+      <w:pStyle w:val="Footer"/>
+    </w:pPr>
+  </w:p>
+</w:ftr>
+</file>
+
+<file path=word/header1.xml><?xml version="1.0" encoding="utf-8"?>
+<w:hdr xmlns:m="http://schemas.openxmlformats.org/officeDocument/2006/math" xmlns:mc="http://schemas.openxmlformats.org/markup-compatibility/2006" xmlns:mo="http://schemas.microsoft.com/office/mac/office/2008/main" xmlns:mv="urn:schemas-microsoft-com:mac:vml" xmlns:o="urn:schemas-microsoft-com:office:office" xmlns:r="http://schemas.openxmlformats.org/officeDocument/2006/relationships" xmlns:v="urn:schemas-microsoft-com:vml" xmlns:w10="urn:schemas-microsoft-com:office:word" xmlns:w14="http://schemas.microsoft.com/office/word/2010/wordml" xmlns:w="http://schemas.openxmlformats.org/wordprocessingml/2006/main" xmlns:wne="http://schemas.microsoft.com/office/word/2006/wordml" xmlns:wp14="http://schemas.microsoft.com/office/word/2010/wordprocessingDrawing" xmlns:wp="http://schemas.openxmlformats.org/drawingml/2006/wordprocessingDrawing" xmlns:wpc="http://schemas.microsoft.com/office/word/2010/wordprocessingCanvas" xmlns:wpg="http://schemas.microsoft.com/office/word/2010/wordprocessingGroup" xmlns:wpi="http://schemas.microsoft.com/office/word/2010/wordprocessingInk" xmlns:wps="http://schemas.microsoft.com/office/word/2010/wordprocessingShape" mc:Ignorable="w14 wp14">
+  <w:p>
+    <w:pPr>
+      <w:pStyle w:val="Header"/>
+    </w:pPr>
+  </w:p>
+</w:hdr>
 </file>
 
 <file path=word/numbering.xml><?xml version="1.0" encoding="utf-8"?>
